--- a/01_《三人行》全24集全流程标杆成品库/06_核心场景一景一档/场景08_徐图图家飞霞路1449室（红色外挂铁楼梯·暖黄照片墙餐厅·书桌卧室）.docx
+++ b/01_《三人行》全24集全流程标杆成品库/06_核心场景一景一档/场景08_徐图图家飞霞路1449室（红色外挂铁楼梯·暖黄照片墙餐厅·书桌卧室）.docx
@@ -1112,1817 +1112,6 @@
         <w:t>EP12徐家宝闯入家中抢钱被母女俩抵御；EP21徐图图在卧室替母亲舒洁揉肩，获母亲全力支持考北京；EP24高考失利后，赵左右在1449室温柔劝阻徐图图不要为他去北京读专科，助她考入长林大学工商管理系。</w:t>
       </w:r>
     </w:p>
-    <w:p>
-      <w:pPr>
-        <w:spacing w:before="160" w:after="80" w:line="384" w:lineRule="auto"/>
-        <w:jc w:val="left"/>
-      </w:pPr>
-      <w:r>
-        <w:rPr>
-          <w:rFonts w:ascii="Arial" w:hAnsi="Arial" w:eastAsia="黑体"/>
-          <w:b/>
-          <w:color w:val="141414"/>
-          <w:sz w:val="22"/>
-        </w:rPr>
-        <w:t>（附）本场景全剧登场场次、人物走位调度与场内对白逐集纪实（100%对齐定稿文学剧本）</w:t>
-      </w:r>
-    </w:p>
-    <w:p>
-      <w:pPr>
-        <w:spacing w:before="40" w:after="80" w:line="384" w:lineRule="auto"/>
-        <w:ind w:firstLine="400"/>
-        <w:jc w:val="left"/>
-      </w:pPr>
-      <w:r>
-        <w:rPr>
-          <w:rFonts w:ascii="Times New Roman" w:hAnsi="Times New Roman" w:eastAsia="宋体"/>
-          <w:b w:val="0"/>
-          <w:color w:val="141414"/>
-          <w:sz w:val="20"/>
-        </w:rPr>
-        <w:t>◆ EP02《第三个雪人》：【2-24　外　长林八中校门口至徐图图家红砖家属楼外 — 黄昏】：出场角色：荀未来（低语）、荀未来、赵左右、赵了；空间调度与动作详情：傍晚放学时分，夕阳余晖映照着校门口的积雪。荀未来与16岁的赵左右并肩走出校门，迎面看见穿着米白色羽绒服的徐图图正推着自行车走出校门铁栅栏。荀未来脚步一顿，目光紧紧追随着徐图图的背影。 荀未来转头拍了拍身旁的赵左右。 荀未来快步追出校门，远远跟在骑自行车的徐图图身后，穿过覆雪的老街巷，来到一栋带有室外铁楼梯的红砖家属楼下。 徐图图停好自行车，顺着室外铁楼梯跑上二楼平台。二楼木门打开，身穿橄榄绿菱格纹棉服的徐图图母亲（正是2033年《梦的解析》夹层合照里的母亲、荀未来的丈母娘）捧着一束花迎出来，母女俩亲热地拥抱进屋。躲在街角雪堆旁的荀未来仰头认出自己的丈母娘，惊得目瞪口呆。 荀未来百思不得其解地转身离去。待他的身影消失在巷口，另一侧的红砖墙阴影后，头戴黑色棒球帽与墨镜的66岁赵了缓缓走出，吸了一口手中的热饮，望着荀未来离去的方向，冷冷吐出两个字。；场内关键对白：荀未来（低语）：“徐图图……会不会是我多想了？我得看看你究竟是不是她。” ／ 荀未来：“左右，我突然想起来我还有点事儿，你先回吧。” ／ 赵左右：“行，明天见！” ／ 荀未来：“我去，这不我丈母娘吗？！徐图图还真是舒图！可我怎么完全不记得，高中遇到过一个叫徐图图的人呢？” ／ 赵了：“废物。”　【2-29　内　徐图图家·徐图图卧室与赵左右家·赵左右卧室（交叉剪辑） — 夜】：出场角色：徐图图（内心独白）、荀未来（画外音）、赵左右（内心独白）；空间调度与动作详情：2008年1月22日夜。红砖老式家属楼二楼户外铁楼梯平台（门牌1449）笼罩在静谧夜色中。卧室内，摘下圆框眼镜的徐图图与熟睡的母亲同睡在一张大床上，她躺在温暖的条纹被窝里，手里拿着白色红边的索爱Walkman滑盖手机。屏幕上显示着手机QQ好友列表，她点开“狂野阳光 (6/6)”分组，点选网名为“狂野阳光”的赵左右头像进入聊天窗口，在输入框里敲下一个“谢”字，看着闪烁的光标，嘴角浮现出一丝笃定的甜笑。 画面叠化出白天3202音乐教室黑板上“徐图图 1”的粉笔字迹，随后叠化至躺在自己卧室床上、双手枕在脑后凝视天花板的16岁赵左右。耳畔再次回响起白天荀未来的追问。 切至：；场内关键对白：徐图图（内心独白）：“是他，一定是他给我投了这一票。” ／ 荀未来（画外音）：“告诉我，你到底把票投给谁了？” ／ 赵左右（内心独白）：“王一漫。我投给了王一漫。”</w:t>
-      </w:r>
-    </w:p>
-    <w:p>
-      <w:pPr>
-        <w:spacing w:before="40" w:after="80" w:line="384" w:lineRule="auto"/>
-        <w:ind w:firstLine="400"/>
-        <w:jc w:val="left"/>
-      </w:pPr>
-      <w:r>
-        <w:rPr>
-          <w:rFonts w:ascii="Times New Roman" w:hAnsi="Times New Roman" w:eastAsia="宋体"/>
-          <w:b w:val="0"/>
-          <w:color w:val="141414"/>
-          <w:sz w:val="20"/>
-        </w:rPr>
-        <w:t>◆ EP03《少年的决定》：【3-2　内　徐图图家·徐图图卧室与501室赵左右卧室（交叉剪辑） — 夜】：出场角色：徐图图（QQ消息）、赵左右（QQ空间留言）、荀未来（QQ消息）、刘美奕（画外音）、赵左右；空间调度与动作详情：2008年1月24日夜。徐图图家卧室内暖黄色的台灯静静亮着，墙面贴着温馨的明信片与手绘贴纸。16岁的徐图图戴着黑色金属细圆框眼镜，身穿米白色粗棒针毛衣端坐在书桌前，正在操作一台黑色IBM笔记本电脑。 电脑屏幕上打开着“与 狂野阳光 聊天中”的QQ2008对话窗口。徐图图手指轻敲键盘输入拼音“yiqi”，选定“1:一起”，怀着隐秘的期待发出一条消息。 徐图图双手托腮盯着屏幕等了几秒，见对方的头像迟迟没有跳动，神色略显局促地抿了抿嘴角，又飞快敲击键盘补发了一条消息。 【交叉剪辑·福慧家园6栋501室赵左右卧室】与此同时，16岁的赵左右身穿长林八中深蓝白条纹校服外套、内搭浅灰色连帽卫衣坐在自己的台式电脑前。显示器上正打开着深蓝夜空背景的“王一漫的QQ空间”，相册栏里贴着王一漫围红围巾的雪地照与教堂风景照。 赵左右目不转睛地盯着王一漫的QQ空间主页，在留言板里一字一顿地敲下留言。；场内关键对白：徐图图（QQ消息）：“寒假快乐 OvO，下周二麻辣烫店有大胃王挑战赛，一起去吧！” ／ 徐图图（QQ消息）：“不想去的话也没关系&gt;&lt;！” ／ 赵左右（QQ空间留言）：“我又来踩了，求回踩” ／ 荀未来（QQ消息）：“钢笔还给王一漫了吗？” ／ 荀未来（QQ消息）：“让你去认识的人你去认识了吗？”</w:t>
-      </w:r>
-    </w:p>
-    <w:p>
-      <w:pPr>
-        <w:spacing w:before="40" w:after="80" w:line="384" w:lineRule="auto"/>
-        <w:ind w:firstLine="400"/>
-        <w:jc w:val="left"/>
-      </w:pPr>
-      <w:r>
-        <w:rPr>
-          <w:rFonts w:ascii="Times New Roman" w:hAnsi="Times New Roman" w:eastAsia="宋体"/>
-          <w:b w:val="0"/>
-          <w:color w:val="141414"/>
-          <w:sz w:val="20"/>
-        </w:rPr>
-        <w:t>◆ EP05《回家》：【5-9　内/外　徐图图家·客厅与二楼走廊阳台 — 夜】：出场角色：王一漫、徐图图；空间调度与动作详情：徐图图家温馨的客厅内生着暖融融的取暖铁炉，炉盖上烤着几块滋滋冒油的红薯，墙上挂着印有“2008戊子年”的挂历。徐图图正小心翼翼地替王一漫擦伤的鼻梁贴上一枚粉底草莓图案的卡通创可贴，满脸愧疚地连声道歉。 王一漫摸了摸鼻梁上的创可贴，温和地冲徐图图摇了摇头。 两人在铁炉旁的小椅上坐下。徐图图双手拢在膝头，好奇地询问。 徐图图眼睛顿时亮了起来，双手托腮满脸羡慕地比划着。 王一漫环顾着徐图图家贴满年画、充满市井烟火气的屋子，眼神渐渐柔和下来，轻声感叹。；场内关键对白：王一漫：“好了。” ／ 徐图图：“对不起啊一漫。” ／ 王一漫：“好啦，你都说了一路了，我真的没事。你保护自己，这是对的。” ／ 徐图图：“你也住在这附近吗？” ／ 王一漫：“嗯，我就住在马路对面的那个小区。”</w:t>
-      </w:r>
-    </w:p>
-    <w:p>
-      <w:pPr>
-        <w:spacing w:before="40" w:after="80" w:line="384" w:lineRule="auto"/>
-        <w:ind w:firstLine="400"/>
-        <w:jc w:val="left"/>
-      </w:pPr>
-      <w:r>
-        <w:rPr>
-          <w:rFonts w:ascii="Times New Roman" w:hAnsi="Times New Roman" w:eastAsia="宋体"/>
-          <w:b w:val="0"/>
-          <w:color w:val="141414"/>
-          <w:sz w:val="20"/>
-        </w:rPr>
-        <w:t>◆ EP06《暖雪》：【6-11　内　徐图图家·客厅 — 昏】：出场角色：徐图图、舒洁；空间调度与动作详情：除夕傍晚，徐图图家温馨的客厅里，十六岁的徐图图双手捧着自己亲手编织的白色粗针织毛线帽——帽檐上绣着可爱的眨眼笑脸与小雏菊，献宝似地递给身穿深色绗缝棉服、围着灰围巾准备出门上夜班的母亲舒洁看。 舒洁接过毛线帽仔细端详，欣慰地指了指帽檐针脚，并指了指桌上的百元钞票。 徐图图心疼地看着母亲身上的厚棉服，小声询问。 徐图图懂事地挽住母亲的胳膊摇了摇头。 舒洁慈爱地摸了摸女儿的脸颊，转身拎起包走向门口。；场内关键对白：徐图图：“妈，你帮我看看，织得怎么样？” ／ 舒洁：“都快赶上我了。这里应该再来两针。桌上啊给你留了一百块钱，今晚就不要省了，嗯？” ／ 徐图图：“今年过年也不放假啊？” ／ 舒洁：“过年有三倍的工资，妈得赶紧多挣点钱。你长大了，以后也得有个自己的房间。” ／ 徐图图：“我上大学之后就住宿舍了，回来就和你睡嘛，没关系的。”　【6-13　内　徐图图家·客厅 — 夜】：出场角色：徐图图；空间调度与动作详情：暖炉旁，徐图图将织好的白色笑脸毛线帽叠放进精致的绿色礼盒里，盒盖内侧贴着写给赵左右的黄色便利贴（To 赵左右：谢谢你带那一桌冷饮！ / 左右：广播社选举加油！）。徐图图轻轻合上盒盖（画外音）。 切至：；场内关键对白：徐图图：“今晚就是把帽子送给他的最好时机。”</w:t>
-      </w:r>
-    </w:p>
-    <w:p>
-      <w:pPr>
-        <w:spacing w:before="40" w:after="80" w:line="384" w:lineRule="auto"/>
-        <w:ind w:firstLine="400"/>
-        <w:jc w:val="left"/>
-      </w:pPr>
-      <w:r>
-        <w:rPr>
-          <w:rFonts w:ascii="Times New Roman" w:hAnsi="Times New Roman" w:eastAsia="宋体"/>
-          <w:b w:val="0"/>
-          <w:color w:val="141414"/>
-          <w:sz w:val="20"/>
-        </w:rPr>
-        <w:t>◆ EP07《舒图来了》：【7-4　内　徐图图家·玄关与客厅 — 夜】：出场角色：徐图图、舒图；空间调度与动作详情：二零零八年除夕深夜，屏幕浮现本集片名：第 7 集 舒图来了。 五栋六零二室徐图图家玄关门前，身穿浅蓝色毛绒连帽大衣、戴着圆框眼镜的十六岁徐图图推开房门，热情地将身穿黑色双排扣毛呢大衣的四十一岁成年舒图迎进屋内。徐图图把怀里的绿色礼盒放到桌上，转身去拎绿色暖水瓶；舒图收拢那把画着黄色叉眼笑脸涂鸦的透明雨伞，随手带门却没关严，门锁弹开了一条缝。 舒图回身用力一拉，咔哒一声将防盗门关严，顺手把黄笑脸雨伞挂在门边，迈步走进陈设质朴却暖意融融的客厅，目光复杂地环视着二十五年前自己与母亲相依为命的旧居。徐图图捧着一杯刚倒好的温水走过来，双手递到舒图面前。 舒图接过水杯，翘着二郎腿在旧扶手椅上坐下，继续打量着四周贴着超市促销海报和《富贵图》年画的墙壁。 十六岁的徐图图双手规矩地放在膝盖上，有些不好意思地腼腆一笑。；场内关键对白：徐图图：“阿姨您请进，您先坐一下。哎，哦，那……那个门要……用力。” ／ 徐图图：“先喝点热水，暖暖身子。” ／ 舒图：“你家，还挺凑合啊。” ／ 徐图图：“见笑了，您是北京来的，北京是大城市，我们长林小地方。” ／ 舒图：“小地方怎么了？”　【7-16　外/内　徐图图家·客厅与卧室 — 深夜】：出场角色：徐图图、舒图、赵了（电话音）、舒图（电话音）；空间调度与动作详情：老式筒子楼走廊外景，昏黄的路灯映照着红色的“五栋602”门牌与倒贴的福字。 五栋六零二室温暖的客厅炉火旁，两人隔着小方桌对坐。四十一岁的舒图靠在扶手椅里，两手捧着撕开的绿色薯条包装袋，正一根根往嘴里送；十六岁的徐图图穿着米白蓝粉提花毛衣开衫，双手规矩地搭在膝盖上，充满善意地看着她。 舒图咀嚼的动作未停，挑眉斜睨了对面的小姑娘一眼。 徐图图腼腆地抿嘴一笑，眼睛微弯，低头轻声解释。 舒图停下手上的动作，捏着两根薯条悬在半空，上下审视着十六岁的自己，随后将薯条送入口中慢慢咀嚼。；场内关键对白：徐图图：“不够还有，我买了很多。” ／ 舒图：“你哪来那么多钱啊？” ／ 徐图图：“我妈昨天给了我一百块买年夜饭，我就花了十五。” ／ 舒图：“那也不少钱呢，对一个陌生人，你倒是挺大方。” ／ 徐图图：“大年三十的，你这么远来长林找他，一定是一个很深情的人。我妈说，深情的人心都不坏。”</w:t>
-      </w:r>
-    </w:p>
-    <w:p>
-      <w:pPr>
-        <w:spacing w:before="40" w:after="80" w:line="384" w:lineRule="auto"/>
-        <w:ind w:firstLine="400"/>
-        <w:jc w:val="left"/>
-      </w:pPr>
-      <w:r>
-        <w:rPr>
-          <w:rFonts w:ascii="Times New Roman" w:hAnsi="Times New Roman" w:eastAsia="宋体"/>
-          <w:b w:val="0"/>
-          <w:color w:val="141414"/>
-          <w:sz w:val="20"/>
-        </w:rPr>
-        <w:t>◆ EP08《时间的玩笑》：【8-1　外/内　和艺北街×飞霞路公用电话亭与徐图图家卧室 — 深夜】：出场角色：舒图（电话音）、舒图、徐图图；空间调度与动作详情：二零零八年大年初一深夜，风雪呼啸的和艺北街与飞霞路交口，绿色的中国网通公用电话亭孤零零立在雪地里。电话机黑色听筒内传出四十一岁成年舒图警觉而冷冽的询问声。 公用电话亭内，头戴黑色鸭舌帽、身穿红色连帽羽绒服的六十六岁赵了双手死死握着黑色听筒，浑浊的双眼噙满滚烫的泪水，嘴角剧烈颤抖，欲言又止却发不出半点声音。 与此同时，五栋六零二室徐图图家的卧室内，身穿白色印花长袖睡衣配红白格子睡裤的四十一岁舒图坐在床头，手里将白红配色的索爱滑盖手机紧贴在耳边，眉头紧锁，对着沉默的听筒再次冷声追问。 电话亭内，一滴眼泪顺着赵了布满皱纹的眼角滑落。他那只戴着银色婚戒的左手大拇指，下意识地轻轻摩挲着无名指上的戒圈；良久，赵了深吸一口气，颤抖着抬手将黑色听筒轻轻挂回簧片上。 卧室内，舒图把手机从耳边拿开看了一眼暗下去的屏幕，神色微怔；靠坐在床头被窝里、身穿同款白色印花睡衣并戴着圆框眼镜的十六岁徐图图好奇地仰起脸看向她。；场内关键对白：舒图（电话音）：“喂，谁呀？” ／ 舒图：“喂？说话！” ／ 舒图：“挂了。” ／ 徐图图：“挂了？” ／ 舒图：“嗯。这个号码是公共电话吧。”　【8-2　内　徐图图家·卧室 — 深夜】：出场角色：徐图图（内心独白）、舒图、徐图图；空间调度与动作详情：老旧的筒子楼外悬挂着红灯笼，远处夜空偶有零星的烟花绽放。昏暗静谧的卧室内，四十一岁的舒图与十六岁的徐图图同躺在一张床上。徐图图翻来覆去睡不着，悄悄转过身，在被窝里掏出索爱手机按亮屏幕。 手机屏幕上显示着凌晨一点四十分与“赵左右（狂野阳光）”的短信界面，徐图图拇指按动键盘输入拼音“ni zai gan ma lie”，在输入框里敲出“你在干嘛咧”五个字，大拇指悬停在发送键上方迟迟不敢按下，眉头微蹙，眼神里满是纠结与担忧。 徐图图咬了咬嘴唇，再次把大拇指移到发送键上准备按下。就在这时，身旁一直背对着她平躺闭目养神的舒图突然冷不丁出声，吓得徐图图浑身一抖，猛地翻过身转头看过去。 徐图图做贼心虚地把发光的手机往胸口被窝里缩了缩，小声询问。 舒图依然闭着双眼平躺在枕头上，神色平静而沉稳地开口。；场内关键对白：徐图图（内心独白）：“跨年夜的事，他应该还没缓过来吧？我是不是不应该这么快找他？可是他伤心的时候，我更应该安慰他一下吧？” ／ 舒图：“别发。” ／ 徐图图：“呃……阿姨，你怎么也没睡啊？” ／ 舒图：“关心是要留给值得的人的。” ／ 舒图：“可是，在这个世界上，只有一个人值得。”　【8-5　内　徐图图家·卧室与客厅 — 日】：出场角色：赵左右（短信画外音）、舒图、徐图图、徐图图（内心独白）；空间调度与动作详情：徐图图家卧室内，头戴细黑框眼镜、扎着高马尾、身穿草绿色毛绒套头毛衣内搭白衬衫的十六岁徐图图正坐在床沿，双手捧着索爱手机看着九点二十二分收到的回复短信，脸上满是欢喜的笑意。 就在徐图图对着手机屏幕傻笑时，身穿黑色长款双排扣毛呢大衣内搭黑高领衫的四十一岁舒图突然从她身后伸出手，一把抽走了她手里的手机！徐图图吓了一跳，惊慌地抬起头双手护在胸前。舒图扫了一眼屏幕上的聊天记录，眉头一挑。 徐图图急忙伸手去拿手机，舒图顺手将手机递还给她。徐图图接回手机紧紧攥在胸前，不满地嘟囔。 舒图板起脸孔，居高临下地紧盯着徐图图，伸出右手食指戳了戳徐图图的太阳穴。徐图图缩了缩脖子往后躲闪，满脸不服气。 徐图图坐在床沿仰起头据理力争，双手握着手机放在膝前。；场内关键对白：赵左右（短信画外音）：“OK！12点见～” ／ 舒图：“咖啡厅？” ／ 徐图图：“干嘛抢我手机啊？” ／ 舒图：“徐图图，晚上也就算了，白天你怎么也这么冲动啊？” ／ 徐图图：“我哪冲动了？我想了一晚上了！”　【8-9　内/外　徐图图家·客厅与门外铁梯走廊 — 日】：出场角色：舒图、徐图图、舒图（闪回画外音）、舒图（内心独白）；空间调度与动作详情：四十一岁的舒图双手插在黑色双排扣大衣口袋里，踩着积雪走回红砖家属楼巷道，抬头望了一眼二楼，快步走上红色外挂铁楼梯来到六零二室门前，伸手推开虚掩的房门走了进去。 客厅里，已经换好米白色牛角扣连帽大衣的十六岁徐图图并没有出门，而是坐在小椅上，怀里放着针织提篮，正双手握着粗木竹针争分夺秒地重新编织着一团新的白色毛线！ 舒图隔着内窗玻璃看到这一幕，胸口剧烈起伏，推门冲上前一把夺过徐图图手里的针织篮狠狠摔在地上！白色的毛线团与竹针滚落一地，徐图图惊愕地低头看着地面。 十六岁的徐图图没有哭闹，只是沉默地弯下腰，把掉在地上的竹针和白色毛线团一件件捡回提篮里，重新坐端正理好毛线，抬起头平静地劝舒图离开。 看着十六岁自己那副执迷不悟的模样，四十一岁的舒图彻底红了眼眶，站在她面前激动地挥着手，痛心疾首地揭开了自己的真实人生。；场内关键对白：舒图：“徐图图！” ／ 徐图图：“阿姨，你回去吧。” ／ 舒图：“你能不能清醒一点？实话跟你说吧，二十年前的我，就跟你现在一模一样，就是个恋爱脑，什么事就只知道为他考虑！我现在回头看看自己，跟个傻子没什么区别！如果再有选择的机会，我绝对不会为了他，再去考北京的研究生！” ／ 舒图：“我跟你说这些，是因为将来你会跟我一样，也是会后悔的，你知不知道？你听没听见？！” ／ 徐图图：“可是我现在，真的很快乐啊。既然美好的事情，都是真实存在过的，不是假的，那，又为什么要吃后悔药呢？”　【8-13　内/外　长林咖啡馆·靠窗卡座与徐图图家二楼门外 — 日】：出场角色：赵左右、徐图图、徐图图（内心独白）；空间调度与动作详情：长林咖啡馆靠窗卡座内，喝完一整杯卡布奇诺的赵左右靠在椅背上，向对面的徐图图敞开心扉聊起文理分科与最近的迷茫。 徐图图双手交叠在桌面上，关切地注视着赵左右的眼睛。 赵左右回忆着自己最喜欢的杂志，眼神微敛，流露出少年人对自身才华的怀疑与失落。 徐图图温柔地看着他，轻声给予鼓励。 赵左右叹了口气，伸手从餐盘里拈起一根炸薯条靠回沙发背上，语气里带着几分自嘲与委屈。；场内关键对白：赵左右：“所以，我就决定报文科了。但最近发生了一些事情，我好像又有点找不到动力了。” ／ 徐图图：“怎么会找不到动力呢？” ／ 赵左右：“我之前看《心惊跳》的幕后故事，创刊人说，要做全世界最棒的恐怖悬疑杂志。但我就没有他那样的热情。” ／ 徐图图：“或许，你只是还不了解自己。” ／ 赵左右：“别提了。荀哥老鄙视我，说我没主见、没主见。我倒是想有，这不想不出来吗？”</w:t>
-      </w:r>
-    </w:p>
-    <w:p>
-      <w:pPr>
-        <w:spacing w:before="40" w:after="80" w:line="384" w:lineRule="auto"/>
-        <w:ind w:firstLine="400"/>
-        <w:jc w:val="left"/>
-      </w:pPr>
-      <w:r>
-        <w:rPr>
-          <w:rFonts w:ascii="Times New Roman" w:hAnsi="Times New Roman" w:eastAsia="宋体"/>
-          <w:b w:val="0"/>
-          <w:color w:val="141414"/>
-          <w:sz w:val="20"/>
-        </w:rPr>
-        <w:t>◆ EP09《人生失控》：【9-10　外/内　徐图图家筒子楼下与五栋602室卧室 — 夜】：出场角色：徐图图、舒洁；空间调度与动作详情：深夜，戴着白色毛绒耳罩的徐图图走进自家筒子楼前的巷道。当她迈步走上外挂铁楼梯时，惊讶地发现原本坏了好几个月的楼梯口声控路灯竟然亮起了温暖明亮的灯光！徐图图仰头看着修好的路灯，开心地会心一笑，快步跑上二楼进屋。 而在楼下路边黑暗的雪地旁，那辆黑色路虎越野车正静静停在阴影里——驾驶座上，头戴黄色毛线帽、身穿宝蓝色羽绒服的六十六岁赵了缓缓摘下双手戴着的蓝色防滑劳保手套，将手里的剥线钳与螺丝刀轻轻放在副驾驶座上那本翻开的《海尔冰箱空调维修指南》和万用表旁，仰头望着二楼亮起的灯光，露出一抹慈祥安心的微笑。 五栋六零二室温馨的卧室内，身穿驼色连帽卫衣的母亲舒洁正站在床边，温柔地替脱下大衣穿校服的女儿徐图图按揉肩膀放松。徐图图舒服地侧过头询问母亲。 舒洁一边熟练地替女儿揉捏着肩颈穴位，一边摇了摇头回答。 徐图图心疼母亲上班辛苦，立刻站起身按着舒洁的肩膀让她在床沿坐下，站在母亲身后用小手卖力地替母亲捏起肩来。；场内关键对白：徐图图：“妈，咱家楼梯的那个灯，你修好了？” ／ 舒洁：“不是我，我也纳闷呢。咱们这个地方又没有物业，可能是好心人吧。” ／ 徐图图：“换我了，看我的。坐好。” ／ 徐图图：“难道是上次打电话的那个爷爷吗？看来这世上，终归是好人多。” ／ 舒洁：“可是当年你妈跟你爸的时候，也觉得他是个好人。”　【9-13　内/外　徐图图家卧室·赵左右家卧室与学校微机室（深夜交叉剪辑） — 深夜】：出场角色：徐图图、赵左右（内心独白）；空间调度与动作详情：万籁俱寂的深夜，五栋六零二室徐图图的卧室内，身穿淡紫色软毛绒睡衣的十六岁徐图图在被窝中缓缓睁开双眼，望着窗边随微风轻轻摇曳的星月串珠风铃与剪纸贴画，轻声呢喃。 与此同时，五零一室赵左右的卧室内，书桌上的台灯与电脑屏幕依然亮着。身穿黑色长袖卫衣的十六岁赵左右正趴在厚厚的复习书堆上熟睡，眉头在睡梦中紧紧蹙起，脑海里不断回响着四十一岁舒图在雪地长椅痛骂他的话，在梦中不甘地呓语。 突然，“啪嗒”一声闷响——赵左右放在书包边缘的那本黑色精装书《梦的解析》滑落下来，重重掉在木地板上！赵左右瞬间从睡梦中惊醒抬起头，低头看了一眼地板上的《梦的解析》，眼神骤然变得凌厉而决绝。 赵左右一把推开卧室窗户，踩上窗台，敏捷地翻窗跃入夜色之中！ 深夜十一点三十五分（墙上SANXIN石英挂钟指针定格），长林八中昏暗的办公机房窗户被从外面推开。身穿深绿夹克外套内搭棕色菱格毛衣的十六岁赵左右敏捷地翻窗跳进机房，反手关好窗户，轻车熟路地走到一台电脑前按下开机键。；场内关键对白：徐图图：“左右，你睡着了吗？” ／ 赵左右（内心独白）：“阿姨，不是这样的……不是，只要我想，只要我想……” ／ 赵左右（内心独白）：“我不会让爱我的人失望的！”</w:t>
-      </w:r>
-    </w:p>
-    <w:p>
-      <w:pPr>
-        <w:spacing w:before="40" w:after="80" w:line="384" w:lineRule="auto"/>
-        <w:ind w:firstLine="400"/>
-        <w:jc w:val="left"/>
-      </w:pPr>
-      <w:r>
-        <w:rPr>
-          <w:rFonts w:ascii="Times New Roman" w:hAnsi="Times New Roman" w:eastAsia="宋体"/>
-          <w:b w:val="0"/>
-          <w:color w:val="141414"/>
-          <w:sz w:val="20"/>
-        </w:rPr>
-        <w:t>◆ EP12《寻未来》：【12-7　外/内　有轨电车站台·车厢与徐图图家（五栋602室） — 夜】：出场角色：荀未来、徐图图、荀未来（内心独白）、徐父、舒洁、赵了；空间调度与动作详情：寒夜积雪的有轨电车站台上，身穿驼色羊羔毛翻领棉服、戴着红色针织手套的十六岁徐图图正一边等车一边呵气搓手取暖。身穿黑色长款呢大衣的荀未来悄悄走到站牌另一侧，背着手假装看站牌，故意重重咳嗽了两声引起注意，随后探身走近，装出无比惊讶的模样打招呼。 徐图图回过头，看到一身成熟大衣造型的荀未来，微微一怔，礼貌地点头问好。 荀未来抬手挠了挠眉毛掩饰紧张，摆出潇洒的姿态客套，逗得徐图图抿嘴一笑。 徐图图转过头好奇地询问。 面对十六岁稚嫩的妻子，四十一岁的荀未来竟然紧张得舌头打结，眼神闪烁着结结巴巴地硬着头皮点头。；场内关键对白：荀未来：“呀，这么巧啊！” ／ 徐图图：“啊……荀未来。” ／ 荀未来：“叫我小荀就行了……叫我荀哥就行了。” ／ 徐图图：“你也坐车回家吗？” ／ 荀未来：“其实我……我在等……我……我在等……对，我也在等车，准备坐车回家！”　【12-8　外/内　徐图图家楼下雪巷·三条鱼漫画屋与门前手撕日历 — 夜/日】：出场角色：赵了、荀未来、漫画屋奶奶、荀未来（内心独白）、赵左右、系统提示女声（电话音）、荀未来（日历画外音）、赵左右（内心独白）；空间调度与动作详情：筒子楼下的雪地小巷里，荀未来与赵了快步走下红色外挂铁楼梯。走在后面的赵了突然开口叫住了荀未来，严肃地审视着他。 荀未来停下脚步转过身，毫不隐瞒地摊牌了自己的想法。 赵了双手插在大衣兜里，平静地摇了摇头。 荀未来一听这话瞬间炸了毛，指着自己刚被医院确诊重度酒精肝的身体，激动地冲赵了大吼！ 面对荀未来的咆哮，六十六岁的赵了仰起头望着夜空，平静而豁达地吐出了五个字。；场内关键对白：赵了：“你等一下。刚才一直没空问你，你跟着图图干什么？” ／ 荀未来：“徐图图，她现在就像是个催化剂，让小赵在错误的道路上越走越远，我必须要拆散他们两个！” ／ 赵了：“错误的道路？我没觉得啊。” ／ 荀未来：“当个酗酒的半吊子心理学家，还不如老实的去敲代码呢！我现在都重度酒精肝了，要是放纵让小赵再离谱下去，到时候我再得个肝癌英年早逝，可就没有你了！” ／ 赵了：“我无所谓啊。”</w:t>
-      </w:r>
-    </w:p>
-    <w:p>
-      <w:pPr>
-        <w:spacing w:before="40" w:after="80" w:line="384" w:lineRule="auto"/>
-        <w:ind w:firstLine="400"/>
-        <w:jc w:val="left"/>
-      </w:pPr>
-      <w:r>
-        <w:rPr>
-          <w:rFonts w:ascii="Times New Roman" w:hAnsi="Times New Roman" w:eastAsia="宋体"/>
-          <w:b w:val="0"/>
-          <w:color w:val="141414"/>
-          <w:sz w:val="20"/>
-        </w:rPr>
-        <w:t>◆ EP16《再见，老同学》：【16-8　内/外　501室客厅·徐图图家1449室·试镜教室与备战蒙太奇 — 日】：出场角色：赵东来、刘美奕、赵左右、徐图图、合作导演、剧组制片人；空间调度与动作详情：周六上午，五零一室客厅内，穿戴整齐的赵左右和刘美奕正准备悄悄出门，坐在沙发上看报纸的赵东来突然抬起头问了一句。 刘美奕笑着编了个逛街买春装的借口。 赵东来指了指窗外还没化透的积雪，满脸疑惑：“哈？这雪还没化透呢，现在就买开春的衣服了？”刘美奕面不改色地解释新款得趁早买，不料赵东来一合报纸，竟然要起身跟着一起去！ 赵左右吓了一跳，连忙冲上前按住父亲的肩膀，急中生智地抛出了“秘密惊喜”大法！ 刘美奕连忙配合地点头说“对，惊喜”，母子俩一唱一和地飞快逃出家门，留下赵东来在沙发上乐呵呵地挥手喊：“哎，别买太贵的啊！”；场内关键对白：赵东来：“哎？你俩这是上哪玩去？” ／ 刘美奕：“啊，这不是开春了吗，我带儿子去逛逛街，买两件春装。” ／ 赵东来：“反正我也没事，我陪你们一块去。” ／ 赵左右：“哎爸！好不容易周六，你在家待着好好休息呗。我和妈……想给你一个惊喜！惊喜惊喜，说出来的就不叫惊喜了嘛！你在家待着，好好等我们回来，Surprise！” ／ 刘美奕：“宵小之辈，也配与本姑娘一决……一决……一较高下是吧？后面什么……哎呀，我怎么想不起来了！”</w:t>
-      </w:r>
-    </w:p>
-    <w:p>
-      <w:pPr>
-        <w:spacing w:before="40" w:after="80" w:line="384" w:lineRule="auto"/>
-        <w:ind w:firstLine="400"/>
-        <w:jc w:val="left"/>
-      </w:pPr>
-      <w:r>
-        <w:rPr>
-          <w:rFonts w:ascii="Times New Roman" w:hAnsi="Times New Roman" w:eastAsia="宋体"/>
-          <w:b w:val="0"/>
-          <w:color w:val="141414"/>
-          <w:sz w:val="20"/>
-        </w:rPr>
-        <w:t>◆ EP20《涉过夏天》：【20-5　内/外　501室客厅与厨房·荒村老屋·东湖咖啡馆与徐图图家 — 夜/日】：出场角色：赵左右、荀未来、徐图图（电话音）、咖啡店老板、王一漫；空间调度与动作详情：傍晚，赵左右掏钥匙走进五零一室（楼道拐角暗处，小雪正盯着他的背影腹诽：“看来这小子还是没去找他俩啊”）。五零一室客厅里，系着围裙的赵东来端着菜从厨房走出来，假装若无其事地对儿子说自己单位这两天“放假了”可以接送他补习；赵左右懂事地婉拒后，走到餐桌前看着那盘土豆丝和红烧肉，向厨房里的母亲刘美奕打听菜价。 刘美奕一边忙活一边回答土豆一块多、五花肉十块多最近还涨价了，好奇地问儿子打听菜价干嘛。赵左右眼睛一转，编了个善意的谎言，把家里买菜的活儿揽了过来！ 刘美奕信以为真，欣慰地说明天给他钱去买菜。赵左右低头摸了摸兜里今天发传单挣来的那张十元纸币，眼神愈发坚定。 *开始音乐蒙太奇： 伴随着深沉感伤的插曲《一路走》（“一路走，一边失去；一路走，一边证明……”），画面平行交叉剪辑十六岁赵左右与四十一岁荀未来在这个艰难夏天的双线挣扎：① 农贸菜市场里，曾经大手大脚的“荀老板”荀未来为了省一毛钱跟菜摊老板软磨硬泡（“四块四多不吉利啊，你就四块三吧！老板，你能把这条死鱼送给我吗？”）；而五零一室卧室里，赵左右翻开抽屉里《梦的解析》下藏着的记账本，一笔笔记下自己发传单的10元、20元收入与每天精打细算省下的买菜结余；② 酷暑难耐的荒村破屋里，荀未来满头大汗地搬来一台旧电风扇组装好给植物人赵了吹风，替他翻身、按摩肌肉萎缩的手臂、套上凉席枕套；③ 电脑前，赵左右熬夜剪辑视频，而荒村里的荀未来则在百度搜索【打工不发工资应该找什么部门解决】；④ 市二院走廊里，拎着大袋药品的荀未来与前来搜寻的小雪惊险地擦肩而过，回到荒村老屋仔细研读《一次性使用鼻饲管胃营养液滴注袋（500ml）》说明书，用大号注射器一点点给赵了推注流食，再用热毛巾替六十六岁的自己擦脚、掖好被角。；场内关键对白：赵左右：“妈，这土豆从菜市场买多少钱一斤啊？那这红烧肉用的五花肉呢？” ／ 赵左右：“没啥，学校的暑假社会实践作业，要我们去买菜算价格。” ／ 荀未来：“我得为少年的理想负责，还要为老了的身体负责。老赵，你说我夹在中间有多难啊？我真的能放手做自己吗？……谁又能为我负责？” ／ 徐图图（电话音）：“昂，都求店名了！说明咱们的视频啊，真的很有广告效果，比那个发传单管用多了，对吧？” ／ 咖啡店老板：“拍广告？我们可没钱搞那个。”</w:t>
-      </w:r>
-    </w:p>
-    <w:p>
-      <w:pPr>
-        <w:spacing w:before="40" w:after="80" w:line="384" w:lineRule="auto"/>
-        <w:ind w:firstLine="400"/>
-        <w:jc w:val="left"/>
-      </w:pPr>
-      <w:r>
-        <w:rPr>
-          <w:rFonts w:ascii="Times New Roman" w:hAnsi="Times New Roman" w:eastAsia="宋体"/>
-          <w:b w:val="0"/>
-          <w:color w:val="141414"/>
-          <w:sz w:val="20"/>
-        </w:rPr>
-        <w:t>◆ EP21《当雪落下》：【21-4　内　学校食堂·体育馆看台·徐图图家1449室卧室·501室门前楼梯间 — 日/夜】：出场角色：赵左右、徐图图、舒洁、林开颜（小雪）；空间调度与动作详情：学校食堂另一角，小雪独自垂头丧气地扒着饭；不远处的餐桌旁，徐图图正安静地吃着青菜，赵左右端着餐盘走过来坐到她对面，关切地问了一句。 徐图图抬起头冲他温和一笑。 傍晚夕阳西沉，暮色笼罩长林八中校园。夜幕降临后，空旷安静的学校体育馆内，十六岁的赵左右与徐图图穿着蓝白校服并肩坐在木制看台长凳上，手里各握着一瓶玻璃瓶装汽水。徐图图转过头，认真地望向身旁的少年。 赵左右仰头喝了一口汽水，眼神亮晶晶地点了点头，语气里满是憧憬与笃定。 徐图图双手捧着汽水瓶，替他分析起未来的大学方向。；场内关键对白：赵左右：“怎么坐在这儿啊？” ／ 徐图图：“没位置了。” ／ 徐图图：“你真的决定要艺考啊？” ／ 赵左右：“对啊。我打算学电视编导。神奇的是，这次竟然连我爸都支持我。我猜八成是我们暑假的时候拿DV挣到了钱。” ／ 徐图图：“我听说，学艺术的圈子都在北京，这样的话，长林大学就不适合你。那你是不是应该报北京的艺术类大学比较好啊？”</w:t>
-      </w:r>
-    </w:p>
-    <w:p>
-      <w:pPr>
-        <w:spacing w:before="40" w:after="80" w:line="384" w:lineRule="auto"/>
-        <w:ind w:firstLine="400"/>
-        <w:jc w:val="left"/>
-      </w:pPr>
-      <w:r>
-        <w:rPr>
-          <w:rFonts w:ascii="Times New Roman" w:hAnsi="Times New Roman" w:eastAsia="宋体"/>
-          <w:b w:val="0"/>
-          <w:color w:val="141414"/>
-          <w:sz w:val="20"/>
-        </w:rPr>
-        <w:t>◆ EP24《独自面对》（大结局）：【24-7　外/内　老式红砖家属楼外铁楼梯·徐图图家1449室卧室与501室 — 日/夜】：出场角色：徐图图、赵左右；空间调度与动作详情：填完志愿后，赵左右走上红砖家属楼外侧的红色铁楼梯，敲响了一四四九室的大门：“图图，图图。”屋里传来徐图图低落的声音：“你进来吧。” 徐图图卧室内，身穿白色蕾丝长裙的徐图图失落地坐在床边地板上，赵左右走过去并排坐到她身旁。徐图图抬起头，强颜欢笑地看着他。 赵左右一怔，关切地皱起眉。 徐图图低下头捏着裙角，小声说出了自己为了陪他去北京而做的妥协。 赵左右看着眼前这个愿意为了自己放弃梦想的女孩，心头既感动又心疼，认真地摇了摇头。；场内关键对白：徐图图：“我……我虽然没考好，但没关系，我们还是可以一起去北京的。” ／ 赵左右：“可这样的话，你就报不了北京那几个好的工商管理专业了。” ／ 徐图图：“那就不学工商管理了嘛。我都咨询过了，有几个冷门的专业，还是很好录取的。” ／ 赵左右：“我记得你和我说过，学会计，去四大会计师事务所工作，一直是你的梦想。” ／ 徐图图：“可是能和你在一个城市读大学，也是我的梦想啊。”</w:t>
-      </w:r>
-    </w:p>
-    <w:p>
-      <w:pPr>
-        <w:spacing w:before="240" w:after="100" w:line="384" w:lineRule="auto"/>
-        <w:jc w:val="left"/>
-      </w:pPr>
-      <w:r>
-        <w:rPr>
-          <w:rFonts w:ascii="Arial" w:hAnsi="Arial" w:eastAsia="黑体"/>
-          <w:b/>
-          <w:color w:val="142850"/>
-          <w:sz w:val="26"/>
-        </w:rPr>
-        <w:t>第六章　本场景全剧关联场次完整剧情动作与台词交锋补遗实录</w:t>
-      </w:r>
-    </w:p>
-    <w:p>
-      <w:pPr>
-        <w:spacing w:before="40" w:after="100" w:line="384" w:lineRule="auto"/>
-        <w:ind w:firstLine="420"/>
-        <w:jc w:val="left"/>
-      </w:pPr>
-      <w:r>
-        <w:rPr>
-          <w:rFonts w:ascii="Times New Roman" w:hAnsi="Times New Roman" w:eastAsia="宋体"/>
-          <w:b w:val="0"/>
-          <w:color w:val="141414"/>
-          <w:sz w:val="21"/>
-        </w:rPr>
-        <w:t>以下完整收录该核心空间在《三人行》全24集文学剧本中承载的所有关键戏剧场次、人物走位调度与核心台词交锋（共检索锁定 22 个关联场次）：</w:t>
-      </w:r>
-    </w:p>
-    <w:tbl>
-      <w:tblPr>
-        <w:tblStyle w:val="TableGrid"/>
-        <w:tblW w:type="auto" w:w="0"/>
-        <w:jc w:val="center"/>
-        <w:tblLayout w:type="fixed"/>
-        <w:tblLook w:firstColumn="1" w:firstRow="1" w:lastColumn="0" w:lastRow="0" w:noHBand="0" w:noVBand="1" w:val="04A0"/>
-      </w:tblPr>
-      <w:tblGrid>
-        <w:gridCol w:w="5184"/>
-        <w:gridCol w:w="5184"/>
-      </w:tblGrid>
-      <w:tr>
-        <w:trPr>
-          <w:tblHeader/>
-          <w:cantSplit/>
-        </w:trPr>
-        <w:tc>
-          <w:tcPr>
-            <w:tcW w:type="dxa" w:w="3096"/>
-            <w:vAlign w:val="center"/>
-            <w:tcMar>
-              <w:top w:w="130" w:type="dxa"/>
-              <w:bottom w:w="130" w:type="dxa"/>
-              <w:left w:w="150" w:type="dxa"/>
-              <w:right w:w="150" w:type="dxa"/>
-            </w:tcMar>
-            <w:shd w:fill="1F3864"/>
-          </w:tcPr>
-          <w:p>
-            <w:pPr>
-              <w:spacing w:before="40" w:after="40" w:line="312" w:lineRule="auto"/>
-              <w:jc w:val="center"/>
-            </w:pPr>
-            <w:r/>
-            <w:r>
-              <w:rPr>
-                <w:rFonts w:ascii="Arial" w:hAnsi="Arial" w:eastAsia="黑体"/>
-                <w:b/>
-                <w:color w:val="FFFFFF"/>
-                <w:sz w:val="19"/>
-              </w:rPr>
-              <w:t>集数与场次景头</w:t>
-            </w:r>
-          </w:p>
-        </w:tc>
-        <w:tc>
-          <w:tcPr>
-            <w:tcW w:type="dxa" w:w="7272"/>
-            <w:vAlign w:val="center"/>
-            <w:tcMar>
-              <w:top w:w="130" w:type="dxa"/>
-              <w:bottom w:w="130" w:type="dxa"/>
-              <w:left w:w="150" w:type="dxa"/>
-              <w:right w:w="150" w:type="dxa"/>
-            </w:tcMar>
-            <w:shd w:fill="1F3864"/>
-          </w:tcPr>
-          <w:p>
-            <w:pPr>
-              <w:spacing w:before="40" w:after="40" w:line="312" w:lineRule="auto"/>
-              <w:jc w:val="center"/>
-            </w:pPr>
-            <w:r/>
-            <w:r>
-              <w:rPr>
-                <w:rFonts w:ascii="Arial" w:hAnsi="Arial" w:eastAsia="黑体"/>
-                <w:b/>
-                <w:color w:val="FFFFFF"/>
-                <w:sz w:val="19"/>
-              </w:rPr>
-              <w:t>本场景出场人物、空间动作调度与核心台词交锋实录</w:t>
-            </w:r>
-          </w:p>
-        </w:tc>
-      </w:tr>
-      <w:tr>
-        <w:trPr>
-          <w:cantSplit/>
-        </w:trPr>
-        <w:tc>
-          <w:tcPr>
-            <w:tcW w:type="dxa" w:w="3096"/>
-            <w:vAlign w:val="center"/>
-            <w:tcMar>
-              <w:top w:w="105" w:type="dxa"/>
-              <w:bottom w:w="105" w:type="dxa"/>
-              <w:left w:w="145" w:type="dxa"/>
-              <w:right w:w="145" w:type="dxa"/>
-            </w:tcMar>
-          </w:tcPr>
-          <w:p>
-            <w:pPr>
-              <w:spacing w:before="40" w:after="40" w:line="341" w:lineRule="auto"/>
-              <w:jc w:val="left"/>
-            </w:pPr>
-            <w:r/>
-            <w:r>
-              <w:rPr>
-                <w:rFonts w:ascii="Times New Roman" w:hAnsi="Times New Roman" w:eastAsia="宋体"/>
-                <w:b/>
-                <w:color w:val="191919"/>
-                <w:sz w:val="19"/>
-              </w:rPr>
-              <w:t>EP02</w:t>
-              <w:br/>
-              <w:t>2-24　外　长林八中校门口至徐图图家红砖家属楼外 — 黄昏</w:t>
-            </w:r>
-          </w:p>
-        </w:tc>
-        <w:tc>
-          <w:tcPr>
-            <w:tcW w:type="dxa" w:w="7272"/>
-            <w:vAlign w:val="center"/>
-            <w:tcMar>
-              <w:top w:w="105" w:type="dxa"/>
-              <w:bottom w:w="105" w:type="dxa"/>
-              <w:left w:w="145" w:type="dxa"/>
-              <w:right w:w="145" w:type="dxa"/>
-            </w:tcMar>
-          </w:tcPr>
-          <w:p>
-            <w:pPr>
-              <w:spacing w:before="40" w:after="40" w:line="341" w:lineRule="auto"/>
-              <w:jc w:val="left"/>
-            </w:pPr>
-            <w:r/>
-            <w:r>
-              <w:rPr>
-                <w:rFonts w:ascii="Times New Roman" w:hAnsi="Times New Roman" w:eastAsia="宋体"/>
-                <w:b w:val="0"/>
-                <w:color w:val="191919"/>
-                <w:sz w:val="19"/>
-              </w:rPr>
-              <w:t>【出场人物】荀未来、赵左右、赵了</w:t>
-              <w:br/>
-              <w:t>【空间动作与场面调度】傍晚放学时分，夕阳余晖映照着校门口的积雪。荀未来与16岁的赵左右并肩走出校门，迎面看见穿着米白色羽绒服的徐图图正推着自行车走出校门铁栅栏。荀未来脚步一顿，目光紧紧追随着徐图图的背影。 荀未来转头拍了拍身旁的赵左右。 荀未来快步追出校门，远远跟在骑自行车的徐图图身后，穿过覆雪的老街巷，来到一栋带有室外铁楼梯的红砖家属楼下。 徐图图停好自行车，顺着室外铁楼梯跑上二楼平台。二楼木门打开，身穿橄榄绿菱格纹棉服的徐图图母亲（正是2033年《梦的解析》夹层合照里的母亲、荀未来的丈母娘）捧着一束花迎出来，母女俩亲热地拥抱进屋。躲在街角雪堆旁的荀未来仰头认出自己的丈母娘，惊得目瞪口呆。 荀未来百思不得其解地转身离去。待他的身影消失在巷口，另一侧的红砖墙阴影后，头戴黑色棒球帽与墨镜的66岁赵了缓缓走出，吸了一口手中的热饮，望着荀未来离去的方向，冷冷吐出两个字。 切至：</w:t>
-              <w:br/>
-              <w:t>【本场核心台词交锋】荀未来：“徐图图……会不会是我多想了？我得看看你究竟是不是她。” ／ 荀未来：“左右，我突然想起来我还有点事儿，你先回吧。” ／ 赵左右：“行，明天见！” ／ 荀未来：“我去，这不我丈母娘吗？！徐图图还真是舒图！可我怎么完全不记得，高中遇到过一个叫徐图图的人呢？” ／ 赵了：“废物。”</w:t>
-            </w:r>
-          </w:p>
-        </w:tc>
-      </w:tr>
-      <w:tr>
-        <w:trPr>
-          <w:cantSplit/>
-        </w:trPr>
-        <w:tc>
-          <w:tcPr>
-            <w:tcW w:type="dxa" w:w="3096"/>
-            <w:vAlign w:val="center"/>
-            <w:tcMar>
-              <w:top w:w="105" w:type="dxa"/>
-              <w:bottom w:w="105" w:type="dxa"/>
-              <w:left w:w="145" w:type="dxa"/>
-              <w:right w:w="145" w:type="dxa"/>
-            </w:tcMar>
-            <w:shd w:fill="F7FAFC"/>
-          </w:tcPr>
-          <w:p>
-            <w:pPr>
-              <w:spacing w:before="40" w:after="40" w:line="341" w:lineRule="auto"/>
-              <w:jc w:val="left"/>
-            </w:pPr>
-            <w:r/>
-            <w:r>
-              <w:rPr>
-                <w:rFonts w:ascii="Times New Roman" w:hAnsi="Times New Roman" w:eastAsia="宋体"/>
-                <w:b/>
-                <w:color w:val="191919"/>
-                <w:sz w:val="19"/>
-              </w:rPr>
-              <w:t>EP02</w:t>
-              <w:br/>
-              <w:t>2-29　内　徐图图家·徐图图卧室与赵左右家·赵左右卧室（交叉剪辑） — 夜</w:t>
-            </w:r>
-          </w:p>
-        </w:tc>
-        <w:tc>
-          <w:tcPr>
-            <w:tcW w:type="dxa" w:w="7272"/>
-            <w:vAlign w:val="center"/>
-            <w:tcMar>
-              <w:top w:w="105" w:type="dxa"/>
-              <w:bottom w:w="105" w:type="dxa"/>
-              <w:left w:w="145" w:type="dxa"/>
-              <w:right w:w="145" w:type="dxa"/>
-            </w:tcMar>
-            <w:shd w:fill="F7FAFC"/>
-          </w:tcPr>
-          <w:p>
-            <w:pPr>
-              <w:spacing w:before="40" w:after="40" w:line="341" w:lineRule="auto"/>
-              <w:jc w:val="left"/>
-            </w:pPr>
-            <w:r/>
-            <w:r>
-              <w:rPr>
-                <w:rFonts w:ascii="Times New Roman" w:hAnsi="Times New Roman" w:eastAsia="宋体"/>
-                <w:b w:val="0"/>
-                <w:color w:val="191919"/>
-                <w:sz w:val="19"/>
-              </w:rPr>
-              <w:t>【出场人物】徐图图、荀未来、赵左右</w:t>
-              <w:br/>
-              <w:t>【空间动作与场面调度】2008年1月22日夜。红砖老式家属楼二楼户外铁楼梯平台（门牌1449）笼罩在静谧夜色中。卧室内，摘下圆框眼镜的徐图图与熟睡的母亲同睡在一张大床上，她躺在温暖的条纹被窝里，手里拿着白色红边的索爱Walkman滑盖手机。屏幕上显示着手机QQ好友列表，她点开“狂野阳光 (6/6)”分组，点选网名为“狂野阳光”的赵左右头像进入聊天窗口，在输入框里敲下一个“谢”字，看着闪烁的光标，嘴角浮现出一丝笃定的甜笑。 画面叠化出白天3202音乐教室黑板上“徐图图 1”的粉笔字迹，随后叠化至躺在自己卧室床上、双手枕在脑后凝视天花板的16岁赵左右。耳畔再次回响起白天荀未来的追问。 切至：</w:t>
-              <w:br/>
-              <w:t>【本场核心台词交锋】徐图图：“是他，一定是他给我投了这一票。” ／ 荀未来：“告诉我，你到底把票投给谁了？” ／ 赵左右：“王一漫。我投给了王一漫。”</w:t>
-            </w:r>
-          </w:p>
-        </w:tc>
-      </w:tr>
-      <w:tr>
-        <w:trPr>
-          <w:cantSplit/>
-        </w:trPr>
-        <w:tc>
-          <w:tcPr>
-            <w:tcW w:type="dxa" w:w="3096"/>
-            <w:vAlign w:val="center"/>
-            <w:tcMar>
-              <w:top w:w="105" w:type="dxa"/>
-              <w:bottom w:w="105" w:type="dxa"/>
-              <w:left w:w="145" w:type="dxa"/>
-              <w:right w:w="145" w:type="dxa"/>
-            </w:tcMar>
-          </w:tcPr>
-          <w:p>
-            <w:pPr>
-              <w:spacing w:before="40" w:after="40" w:line="341" w:lineRule="auto"/>
-              <w:jc w:val="left"/>
-            </w:pPr>
-            <w:r/>
-            <w:r>
-              <w:rPr>
-                <w:rFonts w:ascii="Times New Roman" w:hAnsi="Times New Roman" w:eastAsia="宋体"/>
-                <w:b/>
-                <w:color w:val="191919"/>
-                <w:sz w:val="19"/>
-              </w:rPr>
-              <w:t>EP03</w:t>
-              <w:br/>
-              <w:t>3-2　内　徐图图家·徐图图卧室与501室赵左右卧室（交叉剪辑） — 夜</w:t>
-            </w:r>
-          </w:p>
-        </w:tc>
-        <w:tc>
-          <w:tcPr>
-            <w:tcW w:type="dxa" w:w="7272"/>
-            <w:vAlign w:val="center"/>
-            <w:tcMar>
-              <w:top w:w="105" w:type="dxa"/>
-              <w:bottom w:w="105" w:type="dxa"/>
-              <w:left w:w="145" w:type="dxa"/>
-              <w:right w:w="145" w:type="dxa"/>
-            </w:tcMar>
-          </w:tcPr>
-          <w:p>
-            <w:pPr>
-              <w:spacing w:before="40" w:after="40" w:line="341" w:lineRule="auto"/>
-              <w:jc w:val="left"/>
-            </w:pPr>
-            <w:r/>
-            <w:r>
-              <w:rPr>
-                <w:rFonts w:ascii="Times New Roman" w:hAnsi="Times New Roman" w:eastAsia="宋体"/>
-                <w:b w:val="0"/>
-                <w:color w:val="191919"/>
-                <w:sz w:val="19"/>
-              </w:rPr>
-              <w:t>【出场人物】徐图图、赵左右、荀未来、刘美奕</w:t>
-              <w:br/>
-              <w:t>【空间动作与场面调度】2008年1月24日夜。徐图图家卧室内暖黄色的台灯静静亮着，墙面贴着温馨的明信片与手绘贴纸。16岁的徐图图戴着黑色金属细圆框眼镜，身穿米白色粗棒针毛衣端坐在书桌前，正在操作一台黑色IBM笔记本电脑。 电脑屏幕上打开着“与 狂野阳光 聊天中”的QQ2008对话窗口。徐图图手指轻敲键盘输入拼音“yiqi”，选定“1:一起”，怀着隐秘的期待发出一条消息。 徐图图双手托腮盯着屏幕等了几秒，见对方的头像迟迟没有跳动，神色略显局促地抿了抿嘴角，又飞快敲击键盘补发了一条消息。 【交叉剪辑·福慧家园6栋501室赵左右卧室】与此同时，16岁的赵左右身穿长林八中深蓝白条纹校服外套、内搭浅灰色连帽卫衣坐在自己的台式电脑前。显示器上正打开着深蓝夜空背景的“王一漫的QQ空间”，相册栏里贴着王一漫围红围巾的雪地照与教堂风景照。 赵左右目不转睛地盯着王一漫的QQ空间主页，在留言板里一字一顿地敲下留言。 就在这时，电脑屏幕右下角的QQ企鹅图标急促闪烁起来，接连响起清脆的“嘀嘀嘀”提示音。赵左右移动鼠标点开，先是弹出荀未……</w:t>
-              <w:br/>
-              <w:t>【本场核心台词交锋】徐图图：“寒假快乐 OvO，下周二麻辣烫店有大胃王挑战赛，一起去吧！” ／ 徐图图：“不想去的话也没关系&gt;&lt;！” ／ 赵左右：“我又来踩了，求回踩” ／ 荀未来：“钢笔还给王一漫了吗？” ／ 荀未来：“让你去认识的人你去认识了吗？”</w:t>
-            </w:r>
-          </w:p>
-        </w:tc>
-      </w:tr>
-      <w:tr>
-        <w:trPr>
-          <w:cantSplit/>
-        </w:trPr>
-        <w:tc>
-          <w:tcPr>
-            <w:tcW w:type="dxa" w:w="3096"/>
-            <w:vAlign w:val="center"/>
-            <w:tcMar>
-              <w:top w:w="105" w:type="dxa"/>
-              <w:bottom w:w="105" w:type="dxa"/>
-              <w:left w:w="145" w:type="dxa"/>
-              <w:right w:w="145" w:type="dxa"/>
-            </w:tcMar>
-            <w:shd w:fill="F7FAFC"/>
-          </w:tcPr>
-          <w:p>
-            <w:pPr>
-              <w:spacing w:before="40" w:after="40" w:line="341" w:lineRule="auto"/>
-              <w:jc w:val="left"/>
-            </w:pPr>
-            <w:r/>
-            <w:r>
-              <w:rPr>
-                <w:rFonts w:ascii="Times New Roman" w:hAnsi="Times New Roman" w:eastAsia="宋体"/>
-                <w:b/>
-                <w:color w:val="191919"/>
-                <w:sz w:val="19"/>
-              </w:rPr>
-              <w:t>EP05</w:t>
-              <w:br/>
-              <w:t>5-1　外　家属院·雪地天台与铁楼梯（赵左右梦境） — 夜</w:t>
-            </w:r>
-          </w:p>
-        </w:tc>
-        <w:tc>
-          <w:tcPr>
-            <w:tcW w:type="dxa" w:w="7272"/>
-            <w:vAlign w:val="center"/>
-            <w:tcMar>
-              <w:top w:w="105" w:type="dxa"/>
-              <w:bottom w:w="105" w:type="dxa"/>
-              <w:left w:w="145" w:type="dxa"/>
-              <w:right w:w="145" w:type="dxa"/>
-            </w:tcMar>
-            <w:shd w:fill="F7FAFC"/>
-          </w:tcPr>
-          <w:p>
-            <w:pPr>
-              <w:spacing w:before="40" w:after="40" w:line="341" w:lineRule="auto"/>
-              <w:jc w:val="left"/>
-            </w:pPr>
-            <w:r/>
-            <w:r>
-              <w:rPr>
-                <w:rFonts w:ascii="Times New Roman" w:hAnsi="Times New Roman" w:eastAsia="宋体"/>
-                <w:b w:val="0"/>
-                <w:color w:val="191919"/>
-                <w:sz w:val="19"/>
-              </w:rPr>
-              <w:t>【出场人物】赵左右、荀未来、赵了</w:t>
-              <w:br/>
-              <w:t>【空间动作与场面调度】二零零八年深冬寒夜，鹅毛大雪纷纷扬扬洒落。家属院空旷的雪地天台中央，突兀地摆着一张单人折叠床。十六岁的赵左右身穿黑白大格纹加厚睡衣套装、脚蹬深色棉拖鞋，裹着棉被躺在折叠床上沉睡，眉头紧锁，闭着眼喃喃呓语。 赵左右猛地睁开双眼，从折叠床上惊醒坐起，茫然环顾四周白雪皑皑的天台与昏黄的路灯。 赵左右掀开棉被下床，踩着厚厚的积雪沿着天台走廊焦急寻找，双手拢在嘴边大声呼喊。 赵左右迈步走到住宅楼外铁栏杆楼梯拐角处，目光扫向坐在覆雪台阶上的四十一岁荀未来——荀未来身穿深灰色毛绒厚睡袍、内搭白T恤与深色睡裤，正半闭着双眼仰头灌了一口绿罐雪花啤酒，嘴角挂着酒渍，神态迷离醉顿。赵左右疑惑地走过去在他身旁台阶上坐下。 荀未来眼神涣散地斜睨了赵左右一眼，冷漠地反问。 赵左右侧过头上下打量着荀未来身上的毛绒睡袍，只当他是在搞恶作剧，神情带着几分无奈与好笑。 荀未来根本不理会赵左右，眼神空洞地望着前方的风雪，仿佛深陷在二零三三年的时空记忆里自顾自地喃喃诉说。 赵左右冻得缩起脖子搓了搓胳膊，侧身紧盯着荀未来劝他回屋……</w:t>
-              <w:br/>
-              <w:t>【本场核心台词交锋】赵左右：“荀哥……几点了……陈明……” ／ 赵左右：“搞什么？我不是和荀哥、陈明睡在漫画屋吗？这哪啊？” ／ 赵左右：“荀哥！陈明！别闹了，你们快出来啊！荀哥！” ／ 赵左右：“荀哥，你咋在这喝酒呢？” ／ 荀未来：“你叫谁啊？”</w:t>
-            </w:r>
-          </w:p>
-        </w:tc>
-      </w:tr>
-      <w:tr>
-        <w:trPr>
-          <w:cantSplit/>
-        </w:trPr>
-        <w:tc>
-          <w:tcPr>
-            <w:tcW w:type="dxa" w:w="3096"/>
-            <w:vAlign w:val="center"/>
-            <w:tcMar>
-              <w:top w:w="105" w:type="dxa"/>
-              <w:bottom w:w="105" w:type="dxa"/>
-              <w:left w:w="145" w:type="dxa"/>
-              <w:right w:w="145" w:type="dxa"/>
-            </w:tcMar>
-          </w:tcPr>
-          <w:p>
-            <w:pPr>
-              <w:spacing w:before="40" w:after="40" w:line="341" w:lineRule="auto"/>
-              <w:jc w:val="left"/>
-            </w:pPr>
-            <w:r/>
-            <w:r>
-              <w:rPr>
-                <w:rFonts w:ascii="Times New Roman" w:hAnsi="Times New Roman" w:eastAsia="宋体"/>
-                <w:b/>
-                <w:color w:val="191919"/>
-                <w:sz w:val="19"/>
-              </w:rPr>
-              <w:t>EP05</w:t>
-              <w:br/>
-              <w:t>5-9　内/外　徐图图家·客厅与二楼走廊阳台 — 夜</w:t>
-            </w:r>
-          </w:p>
-        </w:tc>
-        <w:tc>
-          <w:tcPr>
-            <w:tcW w:type="dxa" w:w="7272"/>
-            <w:vAlign w:val="center"/>
-            <w:tcMar>
-              <w:top w:w="105" w:type="dxa"/>
-              <w:bottom w:w="105" w:type="dxa"/>
-              <w:left w:w="145" w:type="dxa"/>
-              <w:right w:w="145" w:type="dxa"/>
-            </w:tcMar>
-          </w:tcPr>
-          <w:p>
-            <w:pPr>
-              <w:spacing w:before="40" w:after="40" w:line="341" w:lineRule="auto"/>
-              <w:jc w:val="left"/>
-            </w:pPr>
-            <w:r/>
-            <w:r>
-              <w:rPr>
-                <w:rFonts w:ascii="Times New Roman" w:hAnsi="Times New Roman" w:eastAsia="宋体"/>
-                <w:b w:val="0"/>
-                <w:color w:val="191919"/>
-                <w:sz w:val="19"/>
-              </w:rPr>
-              <w:t>【出场人物】王一漫、徐图图</w:t>
-              <w:br/>
-              <w:t>【空间动作与场面调度】徐图图家温馨的客厅内生着暖融融的取暖铁炉，炉盖上烤着几块滋滋冒油的红薯，墙上挂着印有“2008戊子年”的挂历。徐图图正小心翼翼地替王一漫擦伤的鼻梁贴上一枚粉底草莓图案的卡通创可贴，满脸愧疚地连声道歉。 王一漫摸了摸鼻梁上的创可贴，温和地冲徐图图摇了摇头。 两人在铁炉旁的小椅上坐下。徐图图双手拢在膝头，好奇地询问。 徐图图眼睛顿时亮了起来，双手托腮满脸羡慕地比划着。 王一漫环顾着徐图图家贴满年画、充满市井烟火气的屋子，眼神渐渐柔和下来，轻声感叹。 徐图图伸手从滚烫的铁炉盖上拿起一块烤熟的红薯，被烫得缩手倒吸一口气，连忙在两手间倒换着掰开金黄流蜜的红薯，递了一半给王一漫。 王一漫看着递到面前的烤红薯，犹豫着看了一眼墙上的挂钟，欲言又止。 徐图图体贴地收回半寸手。王一漫看着香喷喷的烤红薯，眼神一横，一把接了过来。 王一漫双手捧着冒热气的烤红薯，轻启嘴唇小心吹气降温，随后咬了一小口细细咀嚼，眼睛顿时亮了起来。 徐图图也咬了一口自己手里的红薯，开心地眯起眼睛。 王一漫眼神清澈真诚，嘴角带着温和鼓励……</w:t>
-              <w:br/>
-              <w:t>【本场核心台词交锋】王一漫：“好了。” ／ 徐图图：“对不起啊一漫。” ／ 王一漫：“好啦，你都说了一路了，我真的没事。你保护自己，这是对的。” ／ 徐图图：“你也住在这附近吗？” ／ 王一漫：“嗯，我就住在马路对面的那个小区。”</w:t>
-            </w:r>
-          </w:p>
-        </w:tc>
-      </w:tr>
-      <w:tr>
-        <w:trPr>
-          <w:cantSplit/>
-        </w:trPr>
-        <w:tc>
-          <w:tcPr>
-            <w:tcW w:type="dxa" w:w="3096"/>
-            <w:vAlign w:val="center"/>
-            <w:tcMar>
-              <w:top w:w="105" w:type="dxa"/>
-              <w:bottom w:w="105" w:type="dxa"/>
-              <w:left w:w="145" w:type="dxa"/>
-              <w:right w:w="145" w:type="dxa"/>
-            </w:tcMar>
-            <w:shd w:fill="F7FAFC"/>
-          </w:tcPr>
-          <w:p>
-            <w:pPr>
-              <w:spacing w:before="40" w:after="40" w:line="341" w:lineRule="auto"/>
-              <w:jc w:val="left"/>
-            </w:pPr>
-            <w:r/>
-            <w:r>
-              <w:rPr>
-                <w:rFonts w:ascii="Times New Roman" w:hAnsi="Times New Roman" w:eastAsia="宋体"/>
-                <w:b/>
-                <w:color w:val="191919"/>
-                <w:sz w:val="19"/>
-              </w:rPr>
-              <w:t>EP06</w:t>
-              <w:br/>
-              <w:t>6-11　内　徐图图家·客厅 — 昏</w:t>
-            </w:r>
-          </w:p>
-        </w:tc>
-        <w:tc>
-          <w:tcPr>
-            <w:tcW w:type="dxa" w:w="7272"/>
-            <w:vAlign w:val="center"/>
-            <w:tcMar>
-              <w:top w:w="105" w:type="dxa"/>
-              <w:bottom w:w="105" w:type="dxa"/>
-              <w:left w:w="145" w:type="dxa"/>
-              <w:right w:w="145" w:type="dxa"/>
-            </w:tcMar>
-            <w:shd w:fill="F7FAFC"/>
-          </w:tcPr>
-          <w:p>
-            <w:pPr>
-              <w:spacing w:before="40" w:after="40" w:line="341" w:lineRule="auto"/>
-              <w:jc w:val="left"/>
-            </w:pPr>
-            <w:r/>
-            <w:r>
-              <w:rPr>
-                <w:rFonts w:ascii="Times New Roman" w:hAnsi="Times New Roman" w:eastAsia="宋体"/>
-                <w:b w:val="0"/>
-                <w:color w:val="191919"/>
-                <w:sz w:val="19"/>
-              </w:rPr>
-              <w:t>【出场人物】徐图图、舒洁</w:t>
-              <w:br/>
-              <w:t>【空间动作与场面调度】除夕傍晚，徐图图家温馨的客厅里，十六岁的徐图图双手捧着自己亲手编织的白色粗针织毛线帽——帽檐上绣着可爱的眨眼笑脸与小雏菊，献宝似地递给身穿深色绗缝棉服、围着灰围巾准备出门上夜班的母亲舒洁看。 舒洁接过毛线帽仔细端详，欣慰地指了指帽檐针脚，并指了指桌上的百元钞票。 徐图图心疼地看着母亲身上的厚棉服，小声询问。 徐图图懂事地挽住母亲的胳膊摇了摇头。 舒洁慈爱地摸了摸女儿的脸颊，转身拎起包走向门口。 母亲出门后，徐图图坐到笔记本电脑前打开长林八中吧，一眼看到了那条《【劲爆消息】跨年夜一起来看暖雪！！！》的热帖。 切至：</w:t>
-              <w:br/>
-              <w:t>【本场核心台词交锋】徐图图：“妈，你帮我看看，织得怎么样？” ／ 舒洁：“都快赶上我了。这里应该再来两针。桌上啊给你留了一百块钱，今晚就不要省了，嗯？” ／ 徐图图：“今年过年也不放假啊？” ／ 舒洁：“过年有三倍的工资，妈得赶紧多挣点钱。你长大了，以后也得有个自己的房间。” ／ 徐图图：“我上大学之后就住宿舍了，回来就和你睡嘛，没关系的。”</w:t>
-            </w:r>
-          </w:p>
-        </w:tc>
-      </w:tr>
-      <w:tr>
-        <w:trPr>
-          <w:cantSplit/>
-        </w:trPr>
-        <w:tc>
-          <w:tcPr>
-            <w:tcW w:type="dxa" w:w="3096"/>
-            <w:vAlign w:val="center"/>
-            <w:tcMar>
-              <w:top w:w="105" w:type="dxa"/>
-              <w:bottom w:w="105" w:type="dxa"/>
-              <w:left w:w="145" w:type="dxa"/>
-              <w:right w:w="145" w:type="dxa"/>
-            </w:tcMar>
-          </w:tcPr>
-          <w:p>
-            <w:pPr>
-              <w:spacing w:before="40" w:after="40" w:line="341" w:lineRule="auto"/>
-              <w:jc w:val="left"/>
-            </w:pPr>
-            <w:r/>
-            <w:r>
-              <w:rPr>
-                <w:rFonts w:ascii="Times New Roman" w:hAnsi="Times New Roman" w:eastAsia="宋体"/>
-                <w:b/>
-                <w:color w:val="191919"/>
-                <w:sz w:val="19"/>
-              </w:rPr>
-              <w:t>EP06</w:t>
-              <w:br/>
-              <w:t>6-13　内　徐图图家·客厅 — 夜</w:t>
-            </w:r>
-          </w:p>
-        </w:tc>
-        <w:tc>
-          <w:tcPr>
-            <w:tcW w:type="dxa" w:w="7272"/>
-            <w:vAlign w:val="center"/>
-            <w:tcMar>
-              <w:top w:w="105" w:type="dxa"/>
-              <w:bottom w:w="105" w:type="dxa"/>
-              <w:left w:w="145" w:type="dxa"/>
-              <w:right w:w="145" w:type="dxa"/>
-            </w:tcMar>
-          </w:tcPr>
-          <w:p>
-            <w:pPr>
-              <w:spacing w:before="40" w:after="40" w:line="341" w:lineRule="auto"/>
-              <w:jc w:val="left"/>
-            </w:pPr>
-            <w:r/>
-            <w:r>
-              <w:rPr>
-                <w:rFonts w:ascii="Times New Roman" w:hAnsi="Times New Roman" w:eastAsia="宋体"/>
-                <w:b w:val="0"/>
-                <w:color w:val="191919"/>
-                <w:sz w:val="19"/>
-              </w:rPr>
-              <w:t>【出场人物】徐图图</w:t>
-              <w:br/>
-              <w:t>【空间动作与场面调度】暖炉旁，徐图图将织好的白色笑脸毛线帽叠放进精致的绿色礼盒里，盒盖内侧贴着写给赵左右的黄色便利贴（To 赵左右：谢谢你带那一桌冷饮！ / 左右：广播社选举加油！）。徐图图轻轻合上盒盖（画外音）。 切至：</w:t>
-              <w:br/>
-              <w:t>【本场核心台词交锋】徐图图：“今晚就是把帽子送给他的最好时机。”</w:t>
-            </w:r>
-          </w:p>
-        </w:tc>
-      </w:tr>
-      <w:tr>
-        <w:trPr>
-          <w:cantSplit/>
-        </w:trPr>
-        <w:tc>
-          <w:tcPr>
-            <w:tcW w:type="dxa" w:w="3096"/>
-            <w:vAlign w:val="center"/>
-            <w:tcMar>
-              <w:top w:w="105" w:type="dxa"/>
-              <w:bottom w:w="105" w:type="dxa"/>
-              <w:left w:w="145" w:type="dxa"/>
-              <w:right w:w="145" w:type="dxa"/>
-            </w:tcMar>
-            <w:shd w:fill="F7FAFC"/>
-          </w:tcPr>
-          <w:p>
-            <w:pPr>
-              <w:spacing w:before="40" w:after="40" w:line="341" w:lineRule="auto"/>
-              <w:jc w:val="left"/>
-            </w:pPr>
-            <w:r/>
-            <w:r>
-              <w:rPr>
-                <w:rFonts w:ascii="Times New Roman" w:hAnsi="Times New Roman" w:eastAsia="宋体"/>
-                <w:b/>
-                <w:color w:val="191919"/>
-                <w:sz w:val="19"/>
-              </w:rPr>
-              <w:t>EP07</w:t>
-              <w:br/>
-              <w:t>7-4　内　徐图图家·玄关与客厅 — 夜</w:t>
-            </w:r>
-          </w:p>
-        </w:tc>
-        <w:tc>
-          <w:tcPr>
-            <w:tcW w:type="dxa" w:w="7272"/>
-            <w:vAlign w:val="center"/>
-            <w:tcMar>
-              <w:top w:w="105" w:type="dxa"/>
-              <w:bottom w:w="105" w:type="dxa"/>
-              <w:left w:w="145" w:type="dxa"/>
-              <w:right w:w="145" w:type="dxa"/>
-            </w:tcMar>
-            <w:shd w:fill="F7FAFC"/>
-          </w:tcPr>
-          <w:p>
-            <w:pPr>
-              <w:spacing w:before="40" w:after="40" w:line="341" w:lineRule="auto"/>
-              <w:jc w:val="left"/>
-            </w:pPr>
-            <w:r/>
-            <w:r>
-              <w:rPr>
-                <w:rFonts w:ascii="Times New Roman" w:hAnsi="Times New Roman" w:eastAsia="宋体"/>
-                <w:b w:val="0"/>
-                <w:color w:val="191919"/>
-                <w:sz w:val="19"/>
-              </w:rPr>
-              <w:t>【出场人物】徐图图、舒图</w:t>
-              <w:br/>
-              <w:t>【空间动作与场面调度】二零零八年除夕深夜，屏幕浮现本集片名：第 7 集 舒图来了。 五栋六零二室徐图图家玄关门前，身穿浅蓝色毛绒连帽大衣、戴着圆框眼镜的十六岁徐图图推开房门，热情地将身穿黑色双排扣毛呢大衣的四十一岁成年舒图迎进屋内。徐图图把怀里的绿色礼盒放到桌上，转身去拎绿色暖水瓶；舒图收拢那把画着黄色叉眼笑脸涂鸦的透明雨伞，随手带门却没关严，门锁弹开了一条缝。 舒图回身用力一拉，咔哒一声将防盗门关严，顺手把黄笑脸雨伞挂在门边，迈步走进陈设质朴却暖意融融的客厅，目光复杂地环视着二十五年前自己与母亲相依为命的旧居。徐图图捧着一杯刚倒好的温水走过来，双手递到舒图面前。 舒图接过水杯，翘着二郎腿在旧扶手椅上坐下，继续打量着四周贴着超市促销海报和《富贵图》年画的墙壁。 十六岁的徐图图双手规矩地放在膝盖上，有些不好意思地腼腆一笑。 舒图垂眸吹了吹杯口的热气，淡淡挑了挑眉。 舒图抬起眼，瞥见坐在对面小木椅上的十六岁徐图图正双手搁在膝头、习惯性地微耸着肩膀驼着背，立刻像训斥自己一样板起脸开口。 徐图图被她突如其来的气场震了……</w:t>
-              <w:br/>
-              <w:t>【本场核心台词交锋】徐图图：“阿姨您请进，您先坐一下。哎，哦，那……那个门要……用力。” ／ 徐图图：“先喝点热水，暖暖身子。” ／ 舒图：“你家，还挺凑合啊。” ／ 徐图图：“见笑了，您是北京来的，北京是大城市，我们长林小地方。” ／ 舒图：“小地方怎么了？”</w:t>
-            </w:r>
-          </w:p>
-        </w:tc>
-      </w:tr>
-      <w:tr>
-        <w:trPr>
-          <w:cantSplit/>
-        </w:trPr>
-        <w:tc>
-          <w:tcPr>
-            <w:tcW w:type="dxa" w:w="3096"/>
-            <w:vAlign w:val="center"/>
-            <w:tcMar>
-              <w:top w:w="105" w:type="dxa"/>
-              <w:bottom w:w="105" w:type="dxa"/>
-              <w:left w:w="145" w:type="dxa"/>
-              <w:right w:w="145" w:type="dxa"/>
-            </w:tcMar>
-          </w:tcPr>
-          <w:p>
-            <w:pPr>
-              <w:spacing w:before="40" w:after="40" w:line="341" w:lineRule="auto"/>
-              <w:jc w:val="left"/>
-            </w:pPr>
-            <w:r/>
-            <w:r>
-              <w:rPr>
-                <w:rFonts w:ascii="Times New Roman" w:hAnsi="Times New Roman" w:eastAsia="宋体"/>
-                <w:b/>
-                <w:color w:val="191919"/>
-                <w:sz w:val="19"/>
-              </w:rPr>
-              <w:t>EP07</w:t>
-              <w:br/>
-              <w:t>7-16　外/内　徐图图家·客厅与卧室 — 深夜</w:t>
-            </w:r>
-          </w:p>
-        </w:tc>
-        <w:tc>
-          <w:tcPr>
-            <w:tcW w:type="dxa" w:w="7272"/>
-            <w:vAlign w:val="center"/>
-            <w:tcMar>
-              <w:top w:w="105" w:type="dxa"/>
-              <w:bottom w:w="105" w:type="dxa"/>
-              <w:left w:w="145" w:type="dxa"/>
-              <w:right w:w="145" w:type="dxa"/>
-            </w:tcMar>
-          </w:tcPr>
-          <w:p>
-            <w:pPr>
-              <w:spacing w:before="40" w:after="40" w:line="341" w:lineRule="auto"/>
-              <w:jc w:val="left"/>
-            </w:pPr>
-            <w:r/>
-            <w:r>
-              <w:rPr>
-                <w:rFonts w:ascii="Times New Roman" w:hAnsi="Times New Roman" w:eastAsia="宋体"/>
-                <w:b w:val="0"/>
-                <w:color w:val="191919"/>
-                <w:sz w:val="19"/>
-              </w:rPr>
-              <w:t>【出场人物】徐图图、舒图、赵了</w:t>
-              <w:br/>
-              <w:t>【空间动作与场面调度】老式筒子楼走廊外景，昏黄的路灯映照着红色的“五栋602”门牌与倒贴的福字。 五栋六零二室温暖的客厅炉火旁，两人隔着小方桌对坐。四十一岁的舒图靠在扶手椅里，两手捧着撕开的绿色薯条包装袋，正一根根往嘴里送；十六岁的徐图图穿着米白蓝粉提花毛衣开衫，双手规矩地搭在膝盖上，充满善意地看着她。 舒图咀嚼的动作未停，挑眉斜睨了对面的小姑娘一眼。 徐图图腼腆地抿嘴一笑，眼睛微弯，低头轻声解释。 舒图停下手上的动作，捏着两根薯条悬在半空，上下审视着十六岁的自己，随后将薯条送入口中慢慢咀嚼。 徐图图微微低头，双手轻轻捏紧衣角，随后抬起清澈诚挚的双眼注视着舒图。 舒图手上的动作彻底顿住，嘴里的咀嚼也慢了下来，眼神微敛，似自嘲似落寞地轻哼了一声，低头将手里的零食袋口重新折了折。 徐图图没有流露出半分惊讶或害怕，反而神色温和，眼神中透着超越年龄的理解与怜惜。 舒图猛然抬眼，脸上的冷漠面具出现了一丝裂痕，目光久久凝视着徐图图年轻纯真的脸庞，嘴唇微动，低沉而认真地轻声发问。 徐图图闭了闭眼，随即唇角漾开一抹温柔纯净的……</w:t>
-              <w:br/>
-              <w:t>【本场核心台词交锋】徐图图：“不够还有，我买了很多。” ／ 舒图：“你哪来那么多钱啊？” ／ 徐图图：“我妈昨天给了我一百块买年夜饭，我就花了十五。” ／ 舒图：“那也不少钱呢，对一个陌生人，你倒是挺大方。” ／ 徐图图：“大年三十的，你这么远来长林找他，一定是一个很深情的人。我妈说，深情的人心都不坏。”</w:t>
-            </w:r>
-          </w:p>
-        </w:tc>
-      </w:tr>
-      <w:tr>
-        <w:trPr>
-          <w:cantSplit/>
-        </w:trPr>
-        <w:tc>
-          <w:tcPr>
-            <w:tcW w:type="dxa" w:w="3096"/>
-            <w:vAlign w:val="center"/>
-            <w:tcMar>
-              <w:top w:w="105" w:type="dxa"/>
-              <w:bottom w:w="105" w:type="dxa"/>
-              <w:left w:w="145" w:type="dxa"/>
-              <w:right w:w="145" w:type="dxa"/>
-            </w:tcMar>
-            <w:shd w:fill="F7FAFC"/>
-          </w:tcPr>
-          <w:p>
-            <w:pPr>
-              <w:spacing w:before="40" w:after="40" w:line="341" w:lineRule="auto"/>
-              <w:jc w:val="left"/>
-            </w:pPr>
-            <w:r/>
-            <w:r>
-              <w:rPr>
-                <w:rFonts w:ascii="Times New Roman" w:hAnsi="Times New Roman" w:eastAsia="宋体"/>
-                <w:b/>
-                <w:color w:val="191919"/>
-                <w:sz w:val="19"/>
-              </w:rPr>
-              <w:t>EP08</w:t>
-              <w:br/>
-              <w:t>8-1　外/内　和艺北街×飞霞路公用电话亭与徐图图家卧室 — 深夜</w:t>
-            </w:r>
-          </w:p>
-        </w:tc>
-        <w:tc>
-          <w:tcPr>
-            <w:tcW w:type="dxa" w:w="7272"/>
-            <w:vAlign w:val="center"/>
-            <w:tcMar>
-              <w:top w:w="105" w:type="dxa"/>
-              <w:bottom w:w="105" w:type="dxa"/>
-              <w:left w:w="145" w:type="dxa"/>
-              <w:right w:w="145" w:type="dxa"/>
-            </w:tcMar>
-            <w:shd w:fill="F7FAFC"/>
-          </w:tcPr>
-          <w:p>
-            <w:pPr>
-              <w:spacing w:before="40" w:after="40" w:line="341" w:lineRule="auto"/>
-              <w:jc w:val="left"/>
-            </w:pPr>
-            <w:r/>
-            <w:r>
-              <w:rPr>
-                <w:rFonts w:ascii="Times New Roman" w:hAnsi="Times New Roman" w:eastAsia="宋体"/>
-                <w:b w:val="0"/>
-                <w:color w:val="191919"/>
-                <w:sz w:val="19"/>
-              </w:rPr>
-              <w:t>【出场人物】舒图、徐图图</w:t>
-              <w:br/>
-              <w:t>【空间动作与场面调度】二零零八年大年初一深夜，风雪呼啸的和艺北街与飞霞路交口，绿色的中国网通公用电话亭孤零零立在雪地里。电话机黑色听筒内传出四十一岁成年舒图警觉而冷冽的询问声。 公用电话亭内，头戴黑色鸭舌帽、身穿红色连帽羽绒服的六十六岁赵了双手死死握着黑色听筒，浑浊的双眼噙满滚烫的泪水，嘴角剧烈颤抖，欲言又止却发不出半点声音。 与此同时，五栋六零二室徐图图家的卧室内，身穿白色印花长袖睡衣配红白格子睡裤的四十一岁舒图坐在床头，手里将白红配色的索爱滑盖手机紧贴在耳边，眉头紧锁，对着沉默的听筒再次冷声追问。 电话亭内，一滴眼泪顺着赵了布满皱纹的眼角滑落。他那只戴着银色婚戒的左手大拇指，下意识地轻轻摩挲着无名指上的戒圈；良久，赵了深吸一口气，颤抖着抬手将黑色听筒轻轻挂回簧片上。 卧室内，舒图把手机从耳边拿开看了一眼暗下去的屏幕，神色微怔；靠坐在床头被窝里、身穿同款白色印花睡衣并戴着圆框眼镜的十六岁徐图图好奇地仰起脸看向她。 徐图图眨了眨眼睛，探身追问了一句。 舒图低头查看着手机屏幕上的来电显示号码，若有所思地点了点头……</w:t>
-              <w:br/>
-              <w:t>【本场核心台词交锋】舒图：“喂，谁呀？” ／ 舒图：“喂？说话！” ／ 舒图：“挂了。” ／ 徐图图：“挂了？” ／ 舒图：“嗯。这个号码是公共电话吧。”</w:t>
-            </w:r>
-          </w:p>
-        </w:tc>
-      </w:tr>
-      <w:tr>
-        <w:trPr>
-          <w:cantSplit/>
-        </w:trPr>
-        <w:tc>
-          <w:tcPr>
-            <w:tcW w:type="dxa" w:w="3096"/>
-            <w:vAlign w:val="center"/>
-            <w:tcMar>
-              <w:top w:w="105" w:type="dxa"/>
-              <w:bottom w:w="105" w:type="dxa"/>
-              <w:left w:w="145" w:type="dxa"/>
-              <w:right w:w="145" w:type="dxa"/>
-            </w:tcMar>
-          </w:tcPr>
-          <w:p>
-            <w:pPr>
-              <w:spacing w:before="40" w:after="40" w:line="341" w:lineRule="auto"/>
-              <w:jc w:val="left"/>
-            </w:pPr>
-            <w:r/>
-            <w:r>
-              <w:rPr>
-                <w:rFonts w:ascii="Times New Roman" w:hAnsi="Times New Roman" w:eastAsia="宋体"/>
-                <w:b/>
-                <w:color w:val="191919"/>
-                <w:sz w:val="19"/>
-              </w:rPr>
-              <w:t>EP08</w:t>
-              <w:br/>
-              <w:t>8-2　内　徐图图家·卧室 — 深夜</w:t>
-            </w:r>
-          </w:p>
-        </w:tc>
-        <w:tc>
-          <w:tcPr>
-            <w:tcW w:type="dxa" w:w="7272"/>
-            <w:vAlign w:val="center"/>
-            <w:tcMar>
-              <w:top w:w="105" w:type="dxa"/>
-              <w:bottom w:w="105" w:type="dxa"/>
-              <w:left w:w="145" w:type="dxa"/>
-              <w:right w:w="145" w:type="dxa"/>
-            </w:tcMar>
-          </w:tcPr>
-          <w:p>
-            <w:pPr>
-              <w:spacing w:before="40" w:after="40" w:line="341" w:lineRule="auto"/>
-              <w:jc w:val="left"/>
-            </w:pPr>
-            <w:r/>
-            <w:r>
-              <w:rPr>
-                <w:rFonts w:ascii="Times New Roman" w:hAnsi="Times New Roman" w:eastAsia="宋体"/>
-                <w:b w:val="0"/>
-                <w:color w:val="191919"/>
-                <w:sz w:val="19"/>
-              </w:rPr>
-              <w:t>【出场人物】徐图图、舒图</w:t>
-              <w:br/>
-              <w:t>【空间动作与场面调度】老旧的筒子楼外悬挂着红灯笼，远处夜空偶有零星的烟花绽放。昏暗静谧的卧室内，四十一岁的舒图与十六岁的徐图图同躺在一张床上。徐图图翻来覆去睡不着，悄悄转过身，在被窝里掏出索爱手机按亮屏幕。 手机屏幕上显示着凌晨一点四十分与“赵左右（狂野阳光）”的短信界面，徐图图拇指按动键盘输入拼音“ni zai gan ma lie”，在输入框里敲出“你在干嘛咧”五个字，大拇指悬停在发送键上方迟迟不敢按下，眉头微蹙，眼神里满是纠结与担忧。 徐图图咬了咬嘴唇，再次把大拇指移到发送键上准备按下。就在这时，身旁一直背对着她平躺闭目养神的舒图突然冷不丁出声，吓得徐图图浑身一抖，猛地翻过身转头看过去。 徐图图做贼心虚地把发光的手机往胸口被窝里缩了缩，小声询问。 舒图依然闭着双眼平躺在枕头上，神色平静而沉稳地开口。 舒图缓缓睁开眼睛，微微侧头望着昏暗的天花板，眼角泛起一丝历经沧桑后的追忆神色。 徐图图双手抱着被角，好奇地侧着脑袋看向身旁的舒图。 舒图转过头面向徐图图，在静谧的夜色中凝视着十六岁的自己，嘴角勾起一抹温柔而……</w:t>
-              <w:br/>
-              <w:t>【本场核心台词交锋】徐图图：“跨年夜的事，他应该还没缓过来吧？我是不是不应该这么快找他？可是他伤心的时候，我更应该安慰他一下吧？” ／ 舒图：“别发。” ／ 徐图图：“呃……阿姨，你怎么也没睡啊？” ／ 舒图：“关心是要留给值得的人的。” ／ 舒图：“可是，在这个世界上，只有一个人值得。”</w:t>
-            </w:r>
-          </w:p>
-        </w:tc>
-      </w:tr>
-      <w:tr>
-        <w:trPr>
-          <w:cantSplit/>
-        </w:trPr>
-        <w:tc>
-          <w:tcPr>
-            <w:tcW w:type="dxa" w:w="3096"/>
-            <w:vAlign w:val="center"/>
-            <w:tcMar>
-              <w:top w:w="105" w:type="dxa"/>
-              <w:bottom w:w="105" w:type="dxa"/>
-              <w:left w:w="145" w:type="dxa"/>
-              <w:right w:w="145" w:type="dxa"/>
-            </w:tcMar>
-            <w:shd w:fill="F7FAFC"/>
-          </w:tcPr>
-          <w:p>
-            <w:pPr>
-              <w:spacing w:before="40" w:after="40" w:line="341" w:lineRule="auto"/>
-              <w:jc w:val="left"/>
-            </w:pPr>
-            <w:r/>
-            <w:r>
-              <w:rPr>
-                <w:rFonts w:ascii="Times New Roman" w:hAnsi="Times New Roman" w:eastAsia="宋体"/>
-                <w:b/>
-                <w:color w:val="191919"/>
-                <w:sz w:val="19"/>
-              </w:rPr>
-              <w:t>EP08</w:t>
-              <w:br/>
-              <w:t>8-5　内　徐图图家·卧室与客厅 — 日</w:t>
-            </w:r>
-          </w:p>
-        </w:tc>
-        <w:tc>
-          <w:tcPr>
-            <w:tcW w:type="dxa" w:w="7272"/>
-            <w:vAlign w:val="center"/>
-            <w:tcMar>
-              <w:top w:w="105" w:type="dxa"/>
-              <w:bottom w:w="105" w:type="dxa"/>
-              <w:left w:w="145" w:type="dxa"/>
-              <w:right w:w="145" w:type="dxa"/>
-            </w:tcMar>
-            <w:shd w:fill="F7FAFC"/>
-          </w:tcPr>
-          <w:p>
-            <w:pPr>
-              <w:spacing w:before="40" w:after="40" w:line="341" w:lineRule="auto"/>
-              <w:jc w:val="left"/>
-            </w:pPr>
-            <w:r/>
-            <w:r>
-              <w:rPr>
-                <w:rFonts w:ascii="Times New Roman" w:hAnsi="Times New Roman" w:eastAsia="宋体"/>
-                <w:b w:val="0"/>
-                <w:color w:val="191919"/>
-                <w:sz w:val="19"/>
-              </w:rPr>
-              <w:t>【出场人物】赵左右、舒图、徐图图</w:t>
-              <w:br/>
-              <w:t>【空间动作与场面调度】徐图图家卧室内，头戴细黑框眼镜、扎着高马尾、身穿草绿色毛绒套头毛衣内搭白衬衫的十六岁徐图图正坐在床沿，双手捧着索爱手机看着九点二十二分收到的回复短信，脸上满是欢喜的笑意。 就在徐图图对着手机屏幕傻笑时，身穿黑色长款双排扣毛呢大衣内搭黑高领衫的四十一岁舒图突然从她身后伸出手，一把抽走了她手里的手机！徐图图吓了一跳，惊慌地抬起头双手护在胸前。舒图扫了一眼屏幕上的聊天记录，眉头一挑。 徐图图急忙伸手去拿手机，舒图顺手将手机递还给她。徐图图接回手机紧紧攥在胸前，不满地嘟囔。 舒图板起脸孔，居高临下地紧盯着徐图图，伸出右手食指戳了戳徐图图的太阳穴。徐图图缩了缩脖子往后躲闪，满脸不服气。 徐图图坐在床沿仰起头据理力争，双手握着手机放在膝前。 舒图恍然大悟地仰头叹了口气，转身走向外屋客厅餐桌，目光精准地落在了餐桌碎花桌布上那个系着白丝带的淡绿色礼品盒上。 坐在床边的徐图图猛地转过头看向客厅里的舒图，眼神里满是疑惑与被拆穿心事的错愕。 舒图站在客厅餐桌旁转回身，双手插进黑色大衣口袋里，语气里带着过来人的……</w:t>
-              <w:br/>
-              <w:t>【本场核心台词交锋】赵左右：“OK！12点见～” ／ 舒图：“咖啡厅？” ／ 徐图图：“干嘛抢我手机啊？” ／ 舒图：“徐图图，晚上也就算了，白天你怎么也这么冲动啊？” ／ 徐图图：“我哪冲动了？我想了一晚上了！”</w:t>
-            </w:r>
-          </w:p>
-        </w:tc>
-      </w:tr>
-      <w:tr>
-        <w:trPr>
-          <w:cantSplit/>
-        </w:trPr>
-        <w:tc>
-          <w:tcPr>
-            <w:tcW w:type="dxa" w:w="3096"/>
-            <w:vAlign w:val="center"/>
-            <w:tcMar>
-              <w:top w:w="105" w:type="dxa"/>
-              <w:bottom w:w="105" w:type="dxa"/>
-              <w:left w:w="145" w:type="dxa"/>
-              <w:right w:w="145" w:type="dxa"/>
-            </w:tcMar>
-          </w:tcPr>
-          <w:p>
-            <w:pPr>
-              <w:spacing w:before="40" w:after="40" w:line="341" w:lineRule="auto"/>
-              <w:jc w:val="left"/>
-            </w:pPr>
-            <w:r/>
-            <w:r>
-              <w:rPr>
-                <w:rFonts w:ascii="Times New Roman" w:hAnsi="Times New Roman" w:eastAsia="宋体"/>
-                <w:b/>
-                <w:color w:val="191919"/>
-                <w:sz w:val="19"/>
-              </w:rPr>
-              <w:t>EP08</w:t>
-              <w:br/>
-              <w:t>8-9　内/外　徐图图家·客厅与门外铁梯走廊 — 日</w:t>
-            </w:r>
-          </w:p>
-        </w:tc>
-        <w:tc>
-          <w:tcPr>
-            <w:tcW w:type="dxa" w:w="7272"/>
-            <w:vAlign w:val="center"/>
-            <w:tcMar>
-              <w:top w:w="105" w:type="dxa"/>
-              <w:bottom w:w="105" w:type="dxa"/>
-              <w:left w:w="145" w:type="dxa"/>
-              <w:right w:w="145" w:type="dxa"/>
-            </w:tcMar>
-          </w:tcPr>
-          <w:p>
-            <w:pPr>
-              <w:spacing w:before="40" w:after="40" w:line="341" w:lineRule="auto"/>
-              <w:jc w:val="left"/>
-            </w:pPr>
-            <w:r/>
-            <w:r>
-              <w:rPr>
-                <w:rFonts w:ascii="Times New Roman" w:hAnsi="Times New Roman" w:eastAsia="宋体"/>
-                <w:b w:val="0"/>
-                <w:color w:val="191919"/>
-                <w:sz w:val="19"/>
-              </w:rPr>
-              <w:t>【出场人物】舒图、徐图图</w:t>
-              <w:br/>
-              <w:t>【空间动作与场面调度】四十一岁的舒图双手插在黑色双排扣大衣口袋里，踩着积雪走回红砖家属楼巷道，抬头望了一眼二楼，快步走上红色外挂铁楼梯来到六零二室门前，伸手推开虚掩的房门走了进去。 客厅里，已经换好米白色牛角扣连帽大衣的十六岁徐图图并没有出门，而是坐在小椅上，怀里放着针织提篮，正双手握着粗木竹针争分夺秒地重新编织着一团新的白色毛线！ 舒图隔着内窗玻璃看到这一幕，胸口剧烈起伏，推门冲上前一把夺过徐图图手里的针织篮狠狠摔在地上！白色的毛线团与竹针滚落一地，徐图图惊愕地低头看着地面。 十六岁的徐图图没有哭闹，只是沉默地弯下腰，把掉在地上的竹针和白色毛线团一件件捡回提篮里，重新坐端正理好毛线，抬起头平静地劝舒图离开。 看着十六岁自己那副执迷不悟的模样，四十一岁的舒图彻底红了眼眶，站在她面前激动地挥着手，痛心疾首地揭开了自己的真实人生。 徐图图低着头沉默不语，手指依旧一针一线地穿引着白毛线。舒图急得眼泪打转，猛地蹲下身去，双手死死握住徐图图拿竹针的双手强行制止她继续编织，泪眼逼视着十六岁自己的眼睛。 十六岁的徐图图缓缓……</w:t>
-              <w:br/>
-              <w:t>【本场核心台词交锋】舒图：“徐图图！” ／ 徐图图：“阿姨，你回去吧。” ／ 舒图：“你能不能清醒一点？实话跟你说吧，二十年前的我，就跟你现在一模一样，就是个恋爱脑，什么事就只知道为他考虑！我现在回头看看自己，跟个傻子没什么区别！如果再有选择的机会，我绝对不会为了他，再去考北京的研究生！” ／ 舒图：“我跟你说这些，是因为将来你会跟我一样，也是会后悔的，你知不知道？你听没听见？！” ／ 徐图图：“可是我现在，真的很快乐啊。既然美好的事情，都是真实存在过的，不是假的，那，又为什么要吃后悔药呢？”</w:t>
-            </w:r>
-          </w:p>
-        </w:tc>
-      </w:tr>
-      <w:tr>
-        <w:trPr>
-          <w:cantSplit/>
-        </w:trPr>
-        <w:tc>
-          <w:tcPr>
-            <w:tcW w:type="dxa" w:w="3096"/>
-            <w:vAlign w:val="center"/>
-            <w:tcMar>
-              <w:top w:w="105" w:type="dxa"/>
-              <w:bottom w:w="105" w:type="dxa"/>
-              <w:left w:w="145" w:type="dxa"/>
-              <w:right w:w="145" w:type="dxa"/>
-            </w:tcMar>
-            <w:shd w:fill="F7FAFC"/>
-          </w:tcPr>
-          <w:p>
-            <w:pPr>
-              <w:spacing w:before="40" w:after="40" w:line="341" w:lineRule="auto"/>
-              <w:jc w:val="left"/>
-            </w:pPr>
-            <w:r/>
-            <w:r>
-              <w:rPr>
-                <w:rFonts w:ascii="Times New Roman" w:hAnsi="Times New Roman" w:eastAsia="宋体"/>
-                <w:b/>
-                <w:color w:val="191919"/>
-                <w:sz w:val="19"/>
-              </w:rPr>
-              <w:t>EP08</w:t>
-              <w:br/>
-              <w:t>8-13　内/外　长林咖啡馆·靠窗卡座与徐图图家二楼门外 — 日</w:t>
-            </w:r>
-          </w:p>
-        </w:tc>
-        <w:tc>
-          <w:tcPr>
-            <w:tcW w:type="dxa" w:w="7272"/>
-            <w:vAlign w:val="center"/>
-            <w:tcMar>
-              <w:top w:w="105" w:type="dxa"/>
-              <w:bottom w:w="105" w:type="dxa"/>
-              <w:left w:w="145" w:type="dxa"/>
-              <w:right w:w="145" w:type="dxa"/>
-            </w:tcMar>
-            <w:shd w:fill="F7FAFC"/>
-          </w:tcPr>
-          <w:p>
-            <w:pPr>
-              <w:spacing w:before="40" w:after="40" w:line="341" w:lineRule="auto"/>
-              <w:jc w:val="left"/>
-            </w:pPr>
-            <w:r/>
-            <w:r>
-              <w:rPr>
-                <w:rFonts w:ascii="Times New Roman" w:hAnsi="Times New Roman" w:eastAsia="宋体"/>
-                <w:b w:val="0"/>
-                <w:color w:val="191919"/>
-                <w:sz w:val="19"/>
-              </w:rPr>
-              <w:t>【出场人物】赵左右、徐图图</w:t>
-              <w:br/>
-              <w:t>【空间动作与场面调度】长林咖啡馆靠窗卡座内，喝完一整杯卡布奇诺的赵左右靠在椅背上，向对面的徐图图敞开心扉聊起文理分科与最近的迷茫。 徐图图双手交叠在桌面上，关切地注视着赵左右的眼睛。 赵左右回忆着自己最喜欢的杂志，眼神微敛，流露出少年人对自身才华的怀疑与失落。 徐图图温柔地看着他，轻声给予鼓励。 赵左右叹了口气，伸手从餐盘里拈起一根炸薯条靠回沙发背上，语气里带着几分自嘲与委屈。 徐图图也拈起一根薯条，眉眼弯弯地微笑着宽慰他。 赵左右被她乐观的笑容感染，心情瞬间轻松起来，双手合十轻轻拍了一下，学着父亲赵东来的口吻说道。 徐图图赞同地微笑点头，赵左右将薯条放进嘴里咀嚼。徐图图低头思索了片刻，忽然鼓起勇气抬起头，目光认真而炽热地注视着赵左右。 赵左右正拿着第二根薯条往嘴边送，闻言动作一顿，惊讶地看着徐图图。 徐图图脸上浮现出对未来的美好憧憬，笑着比划解释。 赵左右看着满脸期盼的徐图图笑了笑，随即神色渐渐变得认真，提起了荀未来给他的建议。 听到“考北京的大学”，徐图图脸上的笑容微微一滞，眼底掠过一丝不易察觉的失落，连……</w:t>
-              <w:br/>
-              <w:t>【本场核心台词交锋】赵左右：“所以，我就决定报文科了。但最近发生了一些事情，我好像又有点找不到动力了。” ／ 徐图图：“怎么会找不到动力呢？” ／ 赵左右：“我之前看《心惊跳》的幕后故事，创刊人说，要做全世界最棒的恐怖悬疑杂志。但我就没有他那样的热情。” ／ 徐图图：“或许，你只是还不了解自己。” ／ 赵左右：“别提了。荀哥老鄙视我，说我没主见、没主见。我倒是想有，这不想不出来吗？”</w:t>
-            </w:r>
-          </w:p>
-        </w:tc>
-      </w:tr>
-      <w:tr>
-        <w:trPr>
-          <w:cantSplit/>
-        </w:trPr>
-        <w:tc>
-          <w:tcPr>
-            <w:tcW w:type="dxa" w:w="3096"/>
-            <w:vAlign w:val="center"/>
-            <w:tcMar>
-              <w:top w:w="105" w:type="dxa"/>
-              <w:bottom w:w="105" w:type="dxa"/>
-              <w:left w:w="145" w:type="dxa"/>
-              <w:right w:w="145" w:type="dxa"/>
-            </w:tcMar>
-          </w:tcPr>
-          <w:p>
-            <w:pPr>
-              <w:spacing w:before="40" w:after="40" w:line="341" w:lineRule="auto"/>
-              <w:jc w:val="left"/>
-            </w:pPr>
-            <w:r/>
-            <w:r>
-              <w:rPr>
-                <w:rFonts w:ascii="Times New Roman" w:hAnsi="Times New Roman" w:eastAsia="宋体"/>
-                <w:b/>
-                <w:color w:val="191919"/>
-                <w:sz w:val="19"/>
-              </w:rPr>
-              <w:t>EP09</w:t>
-              <w:br/>
-              <w:t>9-10　外/内　徐图图家筒子楼下与五栋602室卧室 — 夜</w:t>
-            </w:r>
-          </w:p>
-        </w:tc>
-        <w:tc>
-          <w:tcPr>
-            <w:tcW w:type="dxa" w:w="7272"/>
-            <w:vAlign w:val="center"/>
-            <w:tcMar>
-              <w:top w:w="105" w:type="dxa"/>
-              <w:bottom w:w="105" w:type="dxa"/>
-              <w:left w:w="145" w:type="dxa"/>
-              <w:right w:w="145" w:type="dxa"/>
-            </w:tcMar>
-          </w:tcPr>
-          <w:p>
-            <w:pPr>
-              <w:spacing w:before="40" w:after="40" w:line="341" w:lineRule="auto"/>
-              <w:jc w:val="left"/>
-            </w:pPr>
-            <w:r/>
-            <w:r>
-              <w:rPr>
-                <w:rFonts w:ascii="Times New Roman" w:hAnsi="Times New Roman" w:eastAsia="宋体"/>
-                <w:b w:val="0"/>
-                <w:color w:val="191919"/>
-                <w:sz w:val="19"/>
-              </w:rPr>
-              <w:t>【出场人物】徐图图、舒洁</w:t>
-              <w:br/>
-              <w:t>【空间动作与场面调度】深夜，戴着白色毛绒耳罩的徐图图走进自家筒子楼前的巷道。当她迈步走上外挂铁楼梯时，惊讶地发现原本坏了好几个月的楼梯口声控路灯竟然亮起了温暖明亮的灯光！徐图图仰头看着修好的路灯，开心地会心一笑，快步跑上二楼进屋。 而在楼下路边黑暗的雪地旁，那辆黑色路虎越野车正静静停在阴影里——驾驶座上，头戴黄色毛线帽、身穿宝蓝色羽绒服的六十六岁赵了缓缓摘下双手戴着的蓝色防滑劳保手套，将手里的剥线钳与螺丝刀轻轻放在副驾驶座上那本翻开的《海尔冰箱空调维修指南》和万用表旁，仰头望着二楼亮起的灯光，露出一抹慈祥安心的微笑。 五栋六零二室温馨的卧室内，身穿驼色连帽卫衣的母亲舒洁正站在床边，温柔地替脱下大衣穿校服的女儿徐图图按揉肩膀放松。徐图图舒服地侧过头询问母亲。 舒洁一边熟练地替女儿揉捏着肩颈穴位，一边摇了摇头回答。 徐图图心疼母亲上班辛苦，立刻站起身按着舒洁的肩膀让她在床沿坐下，站在母亲身后用小手卖力地替母亲捏起肩来。 徐图图一边认真地替母亲捶肩，一边想起大年初一深夜那个打来电话说能修灯的苍老声音，若有所思地感叹……</w:t>
-              <w:br/>
-              <w:t>【本场核心台词交锋】徐图图：“妈，咱家楼梯的那个灯，你修好了？” ／ 舒洁：“不是我，我也纳闷呢。咱们这个地方又没有物业，可能是好心人吧。” ／ 徐图图：“换我了，看我的。坐好。” ／ 徐图图：“难道是上次打电话的那个爷爷吗？看来这世上，终归是好人多。” ／ 舒洁：“可是当年你妈跟你爸的时候，也觉得他是个好人。”</w:t>
-            </w:r>
-          </w:p>
-        </w:tc>
-      </w:tr>
-      <w:tr>
-        <w:trPr>
-          <w:cantSplit/>
-        </w:trPr>
-        <w:tc>
-          <w:tcPr>
-            <w:tcW w:type="dxa" w:w="3096"/>
-            <w:vAlign w:val="center"/>
-            <w:tcMar>
-              <w:top w:w="105" w:type="dxa"/>
-              <w:bottom w:w="105" w:type="dxa"/>
-              <w:left w:w="145" w:type="dxa"/>
-              <w:right w:w="145" w:type="dxa"/>
-            </w:tcMar>
-            <w:shd w:fill="F7FAFC"/>
-          </w:tcPr>
-          <w:p>
-            <w:pPr>
-              <w:spacing w:before="40" w:after="40" w:line="341" w:lineRule="auto"/>
-              <w:jc w:val="left"/>
-            </w:pPr>
-            <w:r/>
-            <w:r>
-              <w:rPr>
-                <w:rFonts w:ascii="Times New Roman" w:hAnsi="Times New Roman" w:eastAsia="宋体"/>
-                <w:b/>
-                <w:color w:val="191919"/>
-                <w:sz w:val="19"/>
-              </w:rPr>
-              <w:t>EP09</w:t>
-              <w:br/>
-              <w:t>9-13　内/外　徐图图家卧室·赵左右家卧室与学校微机室（深夜交叉剪辑） — 深夜</w:t>
-            </w:r>
-          </w:p>
-        </w:tc>
-        <w:tc>
-          <w:tcPr>
-            <w:tcW w:type="dxa" w:w="7272"/>
-            <w:vAlign w:val="center"/>
-            <w:tcMar>
-              <w:top w:w="105" w:type="dxa"/>
-              <w:bottom w:w="105" w:type="dxa"/>
-              <w:left w:w="145" w:type="dxa"/>
-              <w:right w:w="145" w:type="dxa"/>
-            </w:tcMar>
-            <w:shd w:fill="F7FAFC"/>
-          </w:tcPr>
-          <w:p>
-            <w:pPr>
-              <w:spacing w:before="40" w:after="40" w:line="341" w:lineRule="auto"/>
-              <w:jc w:val="left"/>
-            </w:pPr>
-            <w:r/>
-            <w:r>
-              <w:rPr>
-                <w:rFonts w:ascii="Times New Roman" w:hAnsi="Times New Roman" w:eastAsia="宋体"/>
-                <w:b w:val="0"/>
-                <w:color w:val="191919"/>
-                <w:sz w:val="19"/>
-              </w:rPr>
-              <w:t>【出场人物】徐图图、赵左右</w:t>
-              <w:br/>
-              <w:t>【空间动作与场面调度】万籁俱寂的深夜，五栋六零二室徐图图的卧室内，身穿淡紫色软毛绒睡衣的十六岁徐图图在被窝中缓缓睁开双眼，望着窗边随微风轻轻摇曳的星月串珠风铃与剪纸贴画，轻声呢喃。 与此同时，五零一室赵左右的卧室内，书桌上的台灯与电脑屏幕依然亮着。身穿黑色长袖卫衣的十六岁赵左右正趴在厚厚的复习书堆上熟睡，眉头在睡梦中紧紧蹙起，脑海里不断回响着四十一岁舒图在雪地长椅痛骂他的话，在梦中不甘地呓语。 突然，“啪嗒”一声闷响——赵左右放在书包边缘的那本黑色精装书《梦的解析》滑落下来，重重掉在木地板上！赵左右瞬间从睡梦中惊醒抬起头，低头看了一眼地板上的《梦的解析》，眼神骤然变得凌厉而决绝。 赵左右一把推开卧室窗户，踩上窗台，敏捷地翻窗跃入夜色之中！ 深夜十一点三十五分（墙上SANXIN石英挂钟指针定格），长林八中昏暗的办公机房窗户被从外面推开。身穿深绿夹克外套内搭棕色菱格毛衣的十六岁赵左右敏捷地翻窗跳进机房，反手关好窗户，轻车熟路地走到一台电脑前按下开机键。 电脑屏幕亮起，赵左右熟练地握住鼠标点击安装程序——只见安装进……</w:t>
-              <w:br/>
-              <w:t>【本场核心台词交锋】徐图图：“左右，你睡着了吗？” ／ 赵左右：“阿姨，不是这样的……不是，只要我想，只要我想……” ／ 赵左右：“我不会让爱我的人失望的！”</w:t>
-            </w:r>
-          </w:p>
-        </w:tc>
-      </w:tr>
-      <w:tr>
-        <w:trPr>
-          <w:cantSplit/>
-        </w:trPr>
-        <w:tc>
-          <w:tcPr>
-            <w:tcW w:type="dxa" w:w="3096"/>
-            <w:vAlign w:val="center"/>
-            <w:tcMar>
-              <w:top w:w="105" w:type="dxa"/>
-              <w:bottom w:w="105" w:type="dxa"/>
-              <w:left w:w="145" w:type="dxa"/>
-              <w:right w:w="145" w:type="dxa"/>
-            </w:tcMar>
-          </w:tcPr>
-          <w:p>
-            <w:pPr>
-              <w:spacing w:before="40" w:after="40" w:line="341" w:lineRule="auto"/>
-              <w:jc w:val="left"/>
-            </w:pPr>
-            <w:r/>
-            <w:r>
-              <w:rPr>
-                <w:rFonts w:ascii="Times New Roman" w:hAnsi="Times New Roman" w:eastAsia="宋体"/>
-                <w:b/>
-                <w:color w:val="191919"/>
-                <w:sz w:val="19"/>
-              </w:rPr>
-              <w:t>EP12</w:t>
-              <w:br/>
-              <w:t>12-7　外/内　有轨电车站台·车厢与徐图图家（五栋602室） — 夜</w:t>
-            </w:r>
-          </w:p>
-        </w:tc>
-        <w:tc>
-          <w:tcPr>
-            <w:tcW w:type="dxa" w:w="7272"/>
-            <w:vAlign w:val="center"/>
-            <w:tcMar>
-              <w:top w:w="105" w:type="dxa"/>
-              <w:bottom w:w="105" w:type="dxa"/>
-              <w:left w:w="145" w:type="dxa"/>
-              <w:right w:w="145" w:type="dxa"/>
-            </w:tcMar>
-          </w:tcPr>
-          <w:p>
-            <w:pPr>
-              <w:spacing w:before="40" w:after="40" w:line="341" w:lineRule="auto"/>
-              <w:jc w:val="left"/>
-            </w:pPr>
-            <w:r/>
-            <w:r>
-              <w:rPr>
-                <w:rFonts w:ascii="Times New Roman" w:hAnsi="Times New Roman" w:eastAsia="宋体"/>
-                <w:b w:val="0"/>
-                <w:color w:val="191919"/>
-                <w:sz w:val="19"/>
-              </w:rPr>
-              <w:t>【出场人物】荀未来、徐图图、徐父、舒洁、赵了</w:t>
-              <w:br/>
-              <w:t>【空间动作与场面调度】寒夜积雪的有轨电车站台上，身穿驼色羊羔毛翻领棉服、戴着红色针织手套的十六岁徐图图正一边等车一边呵气搓手取暖。身穿黑色长款呢大衣的荀未来悄悄走到站牌另一侧，背着手假装看站牌，故意重重咳嗽了两声引起注意，随后探身走近，装出无比惊讶的模样打招呼。 徐图图回过头，看到一身成熟大衣造型的荀未来，微微一怔，礼貌地点头问好。 荀未来抬手挠了挠眉毛掩饰紧张，摆出潇洒的姿态客套，逗得徐图图抿嘴一笑。 徐图图转过头好奇地询问。 面对十六岁稚嫩的妻子，四十一岁的荀未来竟然紧张得舌头打结，眼神闪烁着结结巴巴地硬着头皮点头。 恰在此时，一列闪烁着“工农大路至南湖大路”车头灯牌的有轨电车叮当进站。荀未来如蒙大赦地抬手一指。 徐图图应了一声“啊，来了”，两人一同迈步走上电车。 电车车厢内，两人并排坐在“爱心专座”上。荀未来双手合十放在嘴边不停地哈气搓手，眼珠子偷偷往旁边瞄着十六岁的妻子，急得在心里暗自抓狂。 为了打破沉默，荀未来望着车窗外没话找话。 徐图图微笑着顺着话头接了一句。 荀未来的目光落在了徐图图膝盖上那双红……</w:t>
-              <w:br/>
-              <w:t>【本场核心台词交锋】荀未来：“呀，这么巧啊！” ／ 徐图图：“啊……荀未来。” ／ 荀未来：“叫我小荀就行了……叫我荀哥就行了。” ／ 徐图图：“你也坐车回家吗？” ／ 荀未来：“其实我……我在等……我……我在等……对，我也在等车，准备坐车回家！”</w:t>
-            </w:r>
-          </w:p>
-        </w:tc>
-      </w:tr>
-      <w:tr>
-        <w:trPr>
-          <w:cantSplit/>
-        </w:trPr>
-        <w:tc>
-          <w:tcPr>
-            <w:tcW w:type="dxa" w:w="3096"/>
-            <w:vAlign w:val="center"/>
-            <w:tcMar>
-              <w:top w:w="105" w:type="dxa"/>
-              <w:bottom w:w="105" w:type="dxa"/>
-              <w:left w:w="145" w:type="dxa"/>
-              <w:right w:w="145" w:type="dxa"/>
-            </w:tcMar>
-            <w:shd w:fill="F7FAFC"/>
-          </w:tcPr>
-          <w:p>
-            <w:pPr>
-              <w:spacing w:before="40" w:after="40" w:line="341" w:lineRule="auto"/>
-              <w:jc w:val="left"/>
-            </w:pPr>
-            <w:r/>
-            <w:r>
-              <w:rPr>
-                <w:rFonts w:ascii="Times New Roman" w:hAnsi="Times New Roman" w:eastAsia="宋体"/>
-                <w:b/>
-                <w:color w:val="191919"/>
-                <w:sz w:val="19"/>
-              </w:rPr>
-              <w:t>EP12</w:t>
-              <w:br/>
-              <w:t>12-8　外/内　徐图图家楼下雪巷·三条鱼漫画屋与门前手撕日历 — 夜/日</w:t>
-            </w:r>
-          </w:p>
-        </w:tc>
-        <w:tc>
-          <w:tcPr>
-            <w:tcW w:type="dxa" w:w="7272"/>
-            <w:vAlign w:val="center"/>
-            <w:tcMar>
-              <w:top w:w="105" w:type="dxa"/>
-              <w:bottom w:w="105" w:type="dxa"/>
-              <w:left w:w="145" w:type="dxa"/>
-              <w:right w:w="145" w:type="dxa"/>
-            </w:tcMar>
-            <w:shd w:fill="F7FAFC"/>
-          </w:tcPr>
-          <w:p>
-            <w:pPr>
-              <w:spacing w:before="40" w:after="40" w:line="341" w:lineRule="auto"/>
-              <w:jc w:val="left"/>
-            </w:pPr>
-            <w:r/>
-            <w:r>
-              <w:rPr>
-                <w:rFonts w:ascii="Times New Roman" w:hAnsi="Times New Roman" w:eastAsia="宋体"/>
-                <w:b w:val="0"/>
-                <w:color w:val="191919"/>
-                <w:sz w:val="19"/>
-              </w:rPr>
-              <w:t>【出场人物】赵了、荀未来、漫画屋奶奶、赵左右、系统提示女声</w:t>
-              <w:br/>
-              <w:t>【空间动作与场面调度】筒子楼下的雪地小巷里，荀未来与赵了快步走下红色外挂铁楼梯。走在后面的赵了突然开口叫住了荀未来，严肃地审视着他。 荀未来停下脚步转过身，毫不隐瞒地摊牌了自己的想法。 赵了双手插在大衣兜里，平静地摇了摇头。 荀未来一听这话瞬间炸了毛，指着自己刚被医院确诊重度酒精肝的身体，激动地冲赵了大吼！ 面对荀未来的咆哮，六十六岁的赵了仰起头望着夜空，平静而豁达地吐出了五个字。 荀未来难以置信地瞪大了眼睛：“你无所谓？！”赵了温和地注视着四十一岁的自己，道出了历经沧桑后的彻悟。 荀未来崩溃地挥舞着双手，大声喊出了自己最真实的求生欲。 赵了静静地看着他，一针见血地问了一句。 荀未来梗着脖子反问。 赵了摊了摊手，客观地向他解释二零五八年的资金监管规则，并走上前拍了拍四十一岁自己的肩膀，像父亲勉励儿子一样语重心长地劝慰，随后转身隐入夜色。荀未来独自站在雪巷里，仰天闭目长叹。 深夜，心力交瘁的荀未来推开“三条鱼漫画屋”的玻璃门走进店里，却惊讶地看见白发苍苍、戴着老花镜的漫画屋奶奶正独自一人坐在旧书桌前默默整理着贴……</w:t>
-              <w:br/>
-              <w:t>【本场核心台词交锋】赵了：“你等一下。刚才一直没空问你，你跟着图图干什么？” ／ 荀未来：“徐图图，她现在就像是个催化剂，让小赵在错误的道路上越走越远，我必须要拆散他们两个！” ／ 赵了：“错误的道路？我没觉得啊。” ／ 荀未来：“当个酗酒的半吊子心理学家，还不如老实的去敲代码呢！我现在都重度酒精肝了，要是放纵让小赵再离谱下去，到时候我再得个肝癌英年早逝，可就没有你了！” ／ 赵了：“我无所谓啊。”</w:t>
-            </w:r>
-          </w:p>
-        </w:tc>
-      </w:tr>
-      <w:tr>
-        <w:trPr>
-          <w:cantSplit/>
-        </w:trPr>
-        <w:tc>
-          <w:tcPr>
-            <w:tcW w:type="dxa" w:w="3096"/>
-            <w:vAlign w:val="center"/>
-            <w:tcMar>
-              <w:top w:w="105" w:type="dxa"/>
-              <w:bottom w:w="105" w:type="dxa"/>
-              <w:left w:w="145" w:type="dxa"/>
-              <w:right w:w="145" w:type="dxa"/>
-            </w:tcMar>
-          </w:tcPr>
-          <w:p>
-            <w:pPr>
-              <w:spacing w:before="40" w:after="40" w:line="341" w:lineRule="auto"/>
-              <w:jc w:val="left"/>
-            </w:pPr>
-            <w:r/>
-            <w:r>
-              <w:rPr>
-                <w:rFonts w:ascii="Times New Roman" w:hAnsi="Times New Roman" w:eastAsia="宋体"/>
-                <w:b/>
-                <w:color w:val="191919"/>
-                <w:sz w:val="19"/>
-              </w:rPr>
-              <w:t>EP16</w:t>
-              <w:br/>
-              <w:t>16-8　内/外　501室客厅·徐图图家1449室·试镜教室与备战蒙太奇 — 日</w:t>
-            </w:r>
-          </w:p>
-        </w:tc>
-        <w:tc>
-          <w:tcPr>
-            <w:tcW w:type="dxa" w:w="7272"/>
-            <w:vAlign w:val="center"/>
-            <w:tcMar>
-              <w:top w:w="105" w:type="dxa"/>
-              <w:bottom w:w="105" w:type="dxa"/>
-              <w:left w:w="145" w:type="dxa"/>
-              <w:right w:w="145" w:type="dxa"/>
-            </w:tcMar>
-          </w:tcPr>
-          <w:p>
-            <w:pPr>
-              <w:spacing w:before="40" w:after="40" w:line="341" w:lineRule="auto"/>
-              <w:jc w:val="left"/>
-            </w:pPr>
-            <w:r/>
-            <w:r>
-              <w:rPr>
-                <w:rFonts w:ascii="Times New Roman" w:hAnsi="Times New Roman" w:eastAsia="宋体"/>
-                <w:b w:val="0"/>
-                <w:color w:val="191919"/>
-                <w:sz w:val="19"/>
-              </w:rPr>
-              <w:t>【出场人物】赵东来、刘美奕、赵左右、徐图图、合作导演、剧组制片人</w:t>
-              <w:br/>
-              <w:t>【空间动作与场面调度】周六上午，五零一室客厅内，穿戴整齐的赵左右和刘美奕正准备悄悄出门，坐在沙发上看报纸的赵东来突然抬起头问了一句。 刘美奕笑着编了个逛街买春装的借口。 赵东来指了指窗外还没化透的积雪，满脸疑惑：“哈？这雪还没化透呢，现在就买开春的衣服了？”刘美奕面不改色地解释新款得趁早买，不料赵东来一合报纸，竟然要起身跟着一起去！ 赵左右吓了一跳，连忙冲上前按住父亲的肩膀，急中生智地抛出了“秘密惊喜”大法！ 刘美奕连忙配合地点头说“对，惊喜”，母子俩一唱一和地飞快逃出家门，留下赵东来在沙发上乐呵呵地挥手喊：“哎，别买太贵的啊！” 半个小时后，徐图图家（1449室）温馨的客厅内，十六岁的赵左右正举着那台索尼DV摄像机对准客厅中央的刘美奕，徐图图则拿着剧本站在旁边当提词员。然而面对黑洞洞的摄像机镜头，刘美奕浑身僵硬，比划了一个拔剑姿势后当场卡壳忘词！ 赵左右放下DV，疑惑地询问母亲。 刘美奕沮丧地放下手臂，走到沙发边坐下，眼神里满是挫败与年龄自卑。 善解人意的徐图图蹲在刘美奕身旁柔声问：“阿姨，您是不是有点怯镜……</w:t>
-              <w:br/>
-              <w:t>【本场核心台词交锋】赵东来：“哎？你俩这是上哪玩去？” ／ 刘美奕：“啊，这不是开春了吗，我带儿子去逛逛街，买两件春装。” ／ 赵东来：“反正我也没事，我陪你们一块去。” ／ 赵左右：“哎爸！好不容易周六，你在家待着好好休息呗。我和妈……想给你一个惊喜！惊喜惊喜，说出来的就不叫惊喜了嘛！你在家待着，好好等我们回来，Surprise！” ／ 刘美奕：“宵小之辈，也配与本姑娘一决……一决……一较高下是吧？后面什么……哎呀，我怎么想不起来了！”</w:t>
-            </w:r>
-          </w:p>
-        </w:tc>
-      </w:tr>
-      <w:tr>
-        <w:trPr>
-          <w:cantSplit/>
-        </w:trPr>
-        <w:tc>
-          <w:tcPr>
-            <w:tcW w:type="dxa" w:w="3096"/>
-            <w:vAlign w:val="center"/>
-            <w:tcMar>
-              <w:top w:w="105" w:type="dxa"/>
-              <w:bottom w:w="105" w:type="dxa"/>
-              <w:left w:w="145" w:type="dxa"/>
-              <w:right w:w="145" w:type="dxa"/>
-            </w:tcMar>
-            <w:shd w:fill="F7FAFC"/>
-          </w:tcPr>
-          <w:p>
-            <w:pPr>
-              <w:spacing w:before="40" w:after="40" w:line="341" w:lineRule="auto"/>
-              <w:jc w:val="left"/>
-            </w:pPr>
-            <w:r/>
-            <w:r>
-              <w:rPr>
-                <w:rFonts w:ascii="Times New Roman" w:hAnsi="Times New Roman" w:eastAsia="宋体"/>
-                <w:b/>
-                <w:color w:val="191919"/>
-                <w:sz w:val="19"/>
-              </w:rPr>
-              <w:t>EP20</w:t>
-              <w:br/>
-              <w:t>20-5　内/外　501室客厅与厨房·荒村老屋·东湖咖啡馆与徐图图家 — 夜/日</w:t>
-            </w:r>
-          </w:p>
-        </w:tc>
-        <w:tc>
-          <w:tcPr>
-            <w:tcW w:type="dxa" w:w="7272"/>
-            <w:vAlign w:val="center"/>
-            <w:tcMar>
-              <w:top w:w="105" w:type="dxa"/>
-              <w:bottom w:w="105" w:type="dxa"/>
-              <w:left w:w="145" w:type="dxa"/>
-              <w:right w:w="145" w:type="dxa"/>
-            </w:tcMar>
-            <w:shd w:fill="F7FAFC"/>
-          </w:tcPr>
-          <w:p>
-            <w:pPr>
-              <w:spacing w:before="40" w:after="40" w:line="341" w:lineRule="auto"/>
-              <w:jc w:val="left"/>
-            </w:pPr>
-            <w:r/>
-            <w:r>
-              <w:rPr>
-                <w:rFonts w:ascii="Times New Roman" w:hAnsi="Times New Roman" w:eastAsia="宋体"/>
-                <w:b w:val="0"/>
-                <w:color w:val="191919"/>
-                <w:sz w:val="19"/>
-              </w:rPr>
-              <w:t>【出场人物】赵左右、荀未来、徐图图、咖啡店老板、王一漫</w:t>
-              <w:br/>
-              <w:t>【空间动作与场面调度】傍晚，赵左右掏钥匙走进五零一室（楼道拐角暗处，小雪正盯着他的背影腹诽：“看来这小子还是没去找他俩啊”）。五零一室客厅里，系着围裙的赵东来端着菜从厨房走出来，假装若无其事地对儿子说自己单位这两天“放假了”可以接送他补习；赵左右懂事地婉拒后，走到餐桌前看着那盘土豆丝和红烧肉，向厨房里的母亲刘美奕打听菜价。 刘美奕一边忙活一边回答土豆一块多、五花肉十块多最近还涨价了，好奇地问儿子打听菜价干嘛。赵左右眼睛一转，编了个善意的谎言，把家里买菜的活儿揽了过来！ 刘美奕信以为真，欣慰地说明天给他钱去买菜。赵左右低头摸了摸兜里今天发传单挣来的那张十元纸币，眼神愈发坚定。 *开始音乐蒙太奇： 伴随着深沉感伤的插曲《一路走》（“一路走，一边失去；一路走，一边证明……”），画面平行交叉剪辑十六岁赵左右与四十一岁荀未来在这个艰难夏天的双线挣扎：① 农贸菜市场里，曾经大手大脚的“荀老板”荀未来为了省一毛钱跟菜摊老板软磨硬泡（“四块四多不吉利啊，你就四块三吧！老板，你能把这条死鱼送给我吗？”）；而五零一室卧室里，赵左……</w:t>
-              <w:br/>
-              <w:t>【本场核心台词交锋】赵左右：“妈，这土豆从菜市场买多少钱一斤啊？那这红烧肉用的五花肉呢？” ／ 赵左右：“没啥，学校的暑假社会实践作业，要我们去买菜算价格。” ／ 荀未来：“我得为少年的理想负责，还要为老了的身体负责。老赵，你说我夹在中间有多难啊？我真的能放手做自己吗？……谁又能为我负责？” ／ 徐图图：“昂，都求店名了！说明咱们的视频啊，真的很有广告效果，比那个发传单管用多了，对吧？” ／ 咖啡店老板：“拍广告？我们可没钱搞那个。”</w:t>
-            </w:r>
-          </w:p>
-        </w:tc>
-      </w:tr>
-      <w:tr>
-        <w:trPr>
-          <w:cantSplit/>
-        </w:trPr>
-        <w:tc>
-          <w:tcPr>
-            <w:tcW w:type="dxa" w:w="3096"/>
-            <w:vAlign w:val="center"/>
-            <w:tcMar>
-              <w:top w:w="105" w:type="dxa"/>
-              <w:bottom w:w="105" w:type="dxa"/>
-              <w:left w:w="145" w:type="dxa"/>
-              <w:right w:w="145" w:type="dxa"/>
-            </w:tcMar>
-          </w:tcPr>
-          <w:p>
-            <w:pPr>
-              <w:spacing w:before="40" w:after="40" w:line="341" w:lineRule="auto"/>
-              <w:jc w:val="left"/>
-            </w:pPr>
-            <w:r/>
-            <w:r>
-              <w:rPr>
-                <w:rFonts w:ascii="Times New Roman" w:hAnsi="Times New Roman" w:eastAsia="宋体"/>
-                <w:b/>
-                <w:color w:val="191919"/>
-                <w:sz w:val="19"/>
-              </w:rPr>
-              <w:t>EP21</w:t>
-              <w:br/>
-              <w:t>21-4　内　学校食堂·体育馆看台·徐图图家1449室卧室·501室门前楼梯间 — 日/夜</w:t>
-            </w:r>
-          </w:p>
-        </w:tc>
-        <w:tc>
-          <w:tcPr>
-            <w:tcW w:type="dxa" w:w="7272"/>
-            <w:vAlign w:val="center"/>
-            <w:tcMar>
-              <w:top w:w="105" w:type="dxa"/>
-              <w:bottom w:w="105" w:type="dxa"/>
-              <w:left w:w="145" w:type="dxa"/>
-              <w:right w:w="145" w:type="dxa"/>
-            </w:tcMar>
-          </w:tcPr>
-          <w:p>
-            <w:pPr>
-              <w:spacing w:before="40" w:after="40" w:line="341" w:lineRule="auto"/>
-              <w:jc w:val="left"/>
-            </w:pPr>
-            <w:r/>
-            <w:r>
-              <w:rPr>
-                <w:rFonts w:ascii="Times New Roman" w:hAnsi="Times New Roman" w:eastAsia="宋体"/>
-                <w:b w:val="0"/>
-                <w:color w:val="191919"/>
-                <w:sz w:val="19"/>
-              </w:rPr>
-              <w:t>【出场人物】赵左右、徐图图、舒洁、林开颜</w:t>
-              <w:br/>
-              <w:t>【空间动作与场面调度】学校食堂另一角，小雪独自垂头丧气地扒着饭；不远处的餐桌旁，徐图图正安静地吃着青菜，赵左右端着餐盘走过来坐到她对面，关切地问了一句。 徐图图抬起头冲他温和一笑。 傍晚夕阳西沉，暮色笼罩长林八中校园。夜幕降临后，空旷安静的学校体育馆内，十六岁的赵左右与徐图图穿着蓝白校服并肩坐在木制看台长凳上，手里各握着一瓶玻璃瓶装汽水。徐图图转过头，认真地望向身旁的少年。 赵左右仰头喝了一口汽水，眼神亮晶晶地点了点头，语气里满是憧憬与笃定。 徐图图双手捧着汽水瓶，替他分析起未来的大学方向。 赵左右心跳微微加速，转过头目不转睛地看着徐图图的侧脸，小心翼翼地反问她。 徐图图嘴角扬起清甜的梨涡，想起了寒假里遇到的那位来自2033年的“大舒图阿姨”，眼神温柔地望向远方。 听到徐图图也想去北京，赵左右眼底绽放出掩饰不住的喜悦光芒，灿烂地笑了起来。 夜晚，徐图图家（1449室）温馨的卧室内，母亲舒洁盘腿坐在床上叠着衣服，徐图图乖巧地跪坐在母亲身后，双手轻轻替妈妈按揉着酸痛的肩膀，状似无意地试探询问。 舒洁一边叠衣服一边……</w:t>
-              <w:br/>
-              <w:t>【本场核心台词交锋】赵左右：“怎么坐在这儿啊？” ／ 徐图图：“没位置了。” ／ 徐图图：“你真的决定要艺考啊？” ／ 赵左右：“对啊。我打算学电视编导。神奇的是，这次竟然连我爸都支持我。我猜八成是我们暑假的时候拿DV挣到了钱。” ／ 徐图图：“我听说，学艺术的圈子都在北京，这样的话，长林大学就不适合你。那你是不是应该报北京的艺术类大学比较好啊？”</w:t>
-            </w:r>
-          </w:p>
-        </w:tc>
-      </w:tr>
-      <w:tr>
-        <w:trPr>
-          <w:cantSplit/>
-        </w:trPr>
-        <w:tc>
-          <w:tcPr>
-            <w:tcW w:type="dxa" w:w="3096"/>
-            <w:vAlign w:val="center"/>
-            <w:tcMar>
-              <w:top w:w="105" w:type="dxa"/>
-              <w:bottom w:w="105" w:type="dxa"/>
-              <w:left w:w="145" w:type="dxa"/>
-              <w:right w:w="145" w:type="dxa"/>
-            </w:tcMar>
-            <w:shd w:fill="F7FAFC"/>
-          </w:tcPr>
-          <w:p>
-            <w:pPr>
-              <w:spacing w:before="40" w:after="40" w:line="341" w:lineRule="auto"/>
-              <w:jc w:val="left"/>
-            </w:pPr>
-            <w:r/>
-            <w:r>
-              <w:rPr>
-                <w:rFonts w:ascii="Times New Roman" w:hAnsi="Times New Roman" w:eastAsia="宋体"/>
-                <w:b/>
-                <w:color w:val="191919"/>
-                <w:sz w:val="19"/>
-              </w:rPr>
-              <w:t>EP24</w:t>
-              <w:br/>
-              <w:t>24-7　外/内　老式红砖家属楼外铁楼梯·徐图图家1449室卧室与501室 — 日/夜</w:t>
-            </w:r>
-          </w:p>
-        </w:tc>
-        <w:tc>
-          <w:tcPr>
-            <w:tcW w:type="dxa" w:w="7272"/>
-            <w:vAlign w:val="center"/>
-            <w:tcMar>
-              <w:top w:w="105" w:type="dxa"/>
-              <w:bottom w:w="105" w:type="dxa"/>
-              <w:left w:w="145" w:type="dxa"/>
-              <w:right w:w="145" w:type="dxa"/>
-            </w:tcMar>
-            <w:shd w:fill="F7FAFC"/>
-          </w:tcPr>
-          <w:p>
-            <w:pPr>
-              <w:spacing w:before="40" w:after="40" w:line="341" w:lineRule="auto"/>
-              <w:jc w:val="left"/>
-            </w:pPr>
-            <w:r/>
-            <w:r>
-              <w:rPr>
-                <w:rFonts w:ascii="Times New Roman" w:hAnsi="Times New Roman" w:eastAsia="宋体"/>
-                <w:b w:val="0"/>
-                <w:color w:val="191919"/>
-                <w:sz w:val="19"/>
-              </w:rPr>
-              <w:t>【出场人物】徐图图、赵左右</w:t>
-              <w:br/>
-              <w:t>【空间动作与场面调度】填完志愿后，赵左右走上红砖家属楼外侧的红色铁楼梯，敲响了一四四九室的大门：“图图，图图。”屋里传来徐图图低落的声音：“你进来吧。” 徐图图卧室内，身穿白色蕾丝长裙的徐图图失落地坐在床边地板上，赵左右走过去并排坐到她身旁。徐图图抬起头，强颜欢笑地看着他。 赵左右一怔，关切地皱起眉。 徐图图低下头捏着裙角，小声说出了自己为了陪他去北京而做的妥协。 赵左右看着眼前这个愿意为了自己放弃梦想的女孩，心头既感动又心疼，认真地摇了摇头。 徐图图转过头，眼波盈盈地望向他，说出了一句无比纯粹的情话。 经历过三代人记忆洗礼的赵左右没有自私地接受这份牺牲，而是用最温柔也最清醒的语气劝导她守住自己的人生跑道。 徐图图眼圈微红，委屈地追问：“那我们北京的约定怎么办？”赵左右微笑着注视着她的眼睛，给出了跨越岁月的回答： 徐图图终于被说服了，吸了吸鼻子问他：“那你经常回来看我吗？”赵左右笑着伸出小指与她拉钩约定： 徐图图破涕为笑，重重点头：“好！”当晚，回到五零一室卧室的赵左右关掉床头台灯躺下入睡，在心底默念着：“睡……</w:t>
-              <w:br/>
-              <w:t>【本场核心台词交锋】徐图图：“我……我虽然没考好，但没关系，我们还是可以一起去北京的。” ／ 赵左右：“可这样的话，你就报不了北京那几个好的工商管理专业了。” ／ 徐图图：“那就不学工商管理了嘛。我都咨询过了，有几个冷门的专业，还是很好录取的。” ／ 赵左右：“我记得你和我说过，学会计，去四大会计师事务所工作，一直是你的梦想。” ／ 徐图图：“可是能和你在一个城市读大学，也是我的梦想啊。”</w:t>
-            </w:r>
-          </w:p>
-        </w:tc>
-      </w:tr>
-    </w:tbl>
     <w:sectPr>
       <w:pgSz w:w="12240" w:h="15840"/>
       <w:pgMar w:top="1080" w:right="936" w:bottom="1080" w:left="936" w:header="720" w:footer="720" w:gutter="0"/>

--- a/01_《三人行》全24集全流程标杆成品库/06_核心场景一景一档/场景08_徐图图家飞霞路1449室（红色外挂铁楼梯·暖黄照片墙餐厅·书桌卧室）.docx
+++ b/01_《三人行》全24集全流程标杆成品库/06_核心场景一景一档/场景08_徐图图家飞霞路1449室（红色外挂铁楼梯·暖黄照片墙餐厅·书桌卧室）.docx
@@ -124,9 +124,7 @@
         </w:tc>
       </w:tr>
       <w:tr>
-        <w:trPr>
-          <w:cantSplit/>
-        </w:trPr>
+        <w:trPr/>
         <w:tc>
           <w:tcPr>
             <w:tcW w:type="dxa" w:w="2592"/>
@@ -185,9 +183,7 @@
         </w:tc>
       </w:tr>
       <w:tr>
-        <w:trPr>
-          <w:cantSplit/>
-        </w:trPr>
+        <w:trPr/>
         <w:tc>
           <w:tcPr>
             <w:tcW w:type="dxa" w:w="2592"/>
@@ -248,9 +244,7 @@
         </w:tc>
       </w:tr>
       <w:tr>
-        <w:trPr>
-          <w:cantSplit/>
-        </w:trPr>
+        <w:trPr/>
         <w:tc>
           <w:tcPr>
             <w:tcW w:type="dxa" w:w="2592"/>
@@ -309,9 +303,7 @@
         </w:tc>
       </w:tr>
       <w:tr>
-        <w:trPr>
-          <w:cantSplit/>
-        </w:trPr>
+        <w:trPr/>
         <w:tc>
           <w:tcPr>
             <w:tcW w:type="dxa" w:w="2592"/>
@@ -372,9 +364,7 @@
         </w:tc>
       </w:tr>
       <w:tr>
-        <w:trPr>
-          <w:cantSplit/>
-        </w:trPr>
+        <w:trPr/>
         <w:tc>
           <w:tcPr>
             <w:tcW w:type="dxa" w:w="2592"/>
@@ -433,9 +423,7 @@
         </w:tc>
       </w:tr>
       <w:tr>
-        <w:trPr>
-          <w:cantSplit/>
-        </w:trPr>
+        <w:trPr/>
         <w:tc>
           <w:tcPr>
             <w:tcW w:type="dxa" w:w="2592"/>
@@ -496,9 +484,7 @@
         </w:tc>
       </w:tr>
       <w:tr>
-        <w:trPr>
-          <w:cantSplit/>
-        </w:trPr>
+        <w:trPr/>
         <w:tc>
           <w:tcPr>
             <w:tcW w:type="dxa" w:w="2592"/>
@@ -557,9 +543,7 @@
         </w:tc>
       </w:tr>
       <w:tr>
-        <w:trPr>
-          <w:cantSplit/>
-        </w:trPr>
+        <w:trPr/>
         <w:tc>
           <w:tcPr>
             <w:tcW w:type="dxa" w:w="2592"/>
@@ -789,9 +773,7 @@
         </w:tc>
       </w:tr>
       <w:tr>
-        <w:trPr>
-          <w:cantSplit/>
-        </w:trPr>
+        <w:trPr/>
         <w:tc>
           <w:tcPr>
             <w:tcW w:type="dxa" w:w="2664"/>
@@ -855,9 +837,7 @@
         </w:tc>
       </w:tr>
       <w:tr>
-        <w:trPr>
-          <w:cantSplit/>
-        </w:trPr>
+        <w:trPr/>
         <w:tc>
           <w:tcPr>
             <w:tcW w:type="dxa" w:w="2664"/>
@@ -923,9 +903,7 @@
         </w:tc>
       </w:tr>
       <w:tr>
-        <w:trPr>
-          <w:cantSplit/>
-        </w:trPr>
+        <w:trPr/>
         <w:tc>
           <w:tcPr>
             <w:tcW w:type="dxa" w:w="2664"/>

--- a/01_《三人行》全24集全流程标杆成品库/06_核心场景一景一档/场景08_徐图图家飞霞路1449室（红色外挂铁楼梯·暖黄照片墙餐厅·书桌卧室）.docx
+++ b/01_《三人行》全24集全流程标杆成品库/06_核心场景一景一档/场景08_徐图图家飞霞路1449室（红色外挂铁楼梯·暖黄照片墙餐厅·书桌卧室）.docx
@@ -44,7 +44,7 @@
           <w:color w:val="192D55"/>
           <w:sz w:val="25"/>
         </w:rPr>
-        <w:t>第一章　场景核心工程参数与视觉美学总卡</w:t>
+        <w:t>第一章　场景核心工程参数与视听美学总卡</w:t>
       </w:r>
     </w:p>
     <w:tbl>
@@ -66,7 +66,7 @@
         </w:trPr>
         <w:tc>
           <w:tcPr>
-            <w:tcW w:type="dxa" w:w="2592"/>
+            <w:tcW w:type="dxa" w:w="2664"/>
             <w:vAlign w:val="center"/>
             <w:tcMar>
               <w:top w:w="130" w:type="dxa"/>
@@ -89,13 +89,13 @@
                 <w:color w:val="FFFFFF"/>
                 <w:sz w:val="19"/>
               </w:rPr>
-              <w:t>工程与美学设定维度</w:t>
+              <w:t>场景工程设定维度</w:t>
             </w:r>
           </w:p>
         </w:tc>
         <w:tc>
           <w:tcPr>
-            <w:tcW w:type="dxa" w:w="7776"/>
+            <w:tcW w:type="dxa" w:w="7704"/>
             <w:vAlign w:val="center"/>
             <w:tcMar>
               <w:top w:w="130" w:type="dxa"/>
@@ -118,16 +118,15 @@
                 <w:color w:val="FFFFFF"/>
                 <w:sz w:val="19"/>
               </w:rPr>
-              <w:t>全剧标准定稿设定参数</w:t>
+              <w:t>全剧标准定稿设定内容</w:t>
             </w:r>
           </w:p>
         </w:tc>
       </w:tr>
       <w:tr>
-        <w:trPr/>
         <w:tc>
           <w:tcPr>
-            <w:tcW w:type="dxa" w:w="2592"/>
+            <w:tcW w:type="dxa" w:w="2664"/>
             <w:vAlign w:val="center"/>
             <w:tcMar>
               <w:top w:w="105" w:type="dxa"/>
@@ -155,7 +154,7 @@
         </w:tc>
         <w:tc>
           <w:tcPr>
-            <w:tcW w:type="dxa" w:w="7776"/>
+            <w:tcW w:type="dxa" w:w="7704"/>
             <w:vAlign w:val="center"/>
             <w:tcMar>
               <w:top w:w="105" w:type="dxa"/>
@@ -183,10 +182,9 @@
         </w:tc>
       </w:tr>
       <w:tr>
-        <w:trPr/>
         <w:tc>
           <w:tcPr>
-            <w:tcW w:type="dxa" w:w="2592"/>
+            <w:tcW w:type="dxa" w:w="2664"/>
             <w:vAlign w:val="center"/>
             <w:tcMar>
               <w:top w:w="105" w:type="dxa"/>
@@ -215,7 +213,7 @@
         </w:tc>
         <w:tc>
           <w:tcPr>
-            <w:tcW w:type="dxa" w:w="7776"/>
+            <w:tcW w:type="dxa" w:w="7704"/>
             <w:vAlign w:val="center"/>
             <w:tcMar>
               <w:top w:w="105" w:type="dxa"/>
@@ -244,10 +242,9 @@
         </w:tc>
       </w:tr>
       <w:tr>
-        <w:trPr/>
         <w:tc>
           <w:tcPr>
-            <w:tcW w:type="dxa" w:w="2592"/>
+            <w:tcW w:type="dxa" w:w="2664"/>
             <w:vAlign w:val="center"/>
             <w:tcMar>
               <w:top w:w="105" w:type="dxa"/>
@@ -275,7 +272,7 @@
         </w:tc>
         <w:tc>
           <w:tcPr>
-            <w:tcW w:type="dxa" w:w="7776"/>
+            <w:tcW w:type="dxa" w:w="7704"/>
             <w:vAlign w:val="center"/>
             <w:tcMar>
               <w:top w:w="105" w:type="dxa"/>
@@ -303,10 +300,9 @@
         </w:tc>
       </w:tr>
       <w:tr>
-        <w:trPr/>
         <w:tc>
           <w:tcPr>
-            <w:tcW w:type="dxa" w:w="2592"/>
+            <w:tcW w:type="dxa" w:w="2664"/>
             <w:vAlign w:val="center"/>
             <w:tcMar>
               <w:top w:w="105" w:type="dxa"/>
@@ -335,7 +331,7 @@
         </w:tc>
         <w:tc>
           <w:tcPr>
-            <w:tcW w:type="dxa" w:w="7776"/>
+            <w:tcW w:type="dxa" w:w="7704"/>
             <w:vAlign w:val="center"/>
             <w:tcMar>
               <w:top w:w="105" w:type="dxa"/>
@@ -364,10 +360,9 @@
         </w:tc>
       </w:tr>
       <w:tr>
-        <w:trPr/>
         <w:tc>
           <w:tcPr>
-            <w:tcW w:type="dxa" w:w="2592"/>
+            <w:tcW w:type="dxa" w:w="2664"/>
             <w:vAlign w:val="center"/>
             <w:tcMar>
               <w:top w:w="105" w:type="dxa"/>
@@ -395,7 +390,7 @@
         </w:tc>
         <w:tc>
           <w:tcPr>
-            <w:tcW w:type="dxa" w:w="7776"/>
+            <w:tcW w:type="dxa" w:w="7704"/>
             <w:vAlign w:val="center"/>
             <w:tcMar>
               <w:top w:w="105" w:type="dxa"/>
@@ -423,10 +418,9 @@
         </w:tc>
       </w:tr>
       <w:tr>
-        <w:trPr/>
         <w:tc>
           <w:tcPr>
-            <w:tcW w:type="dxa" w:w="2592"/>
+            <w:tcW w:type="dxa" w:w="2664"/>
             <w:vAlign w:val="center"/>
             <w:tcMar>
               <w:top w:w="105" w:type="dxa"/>
@@ -455,7 +449,7 @@
         </w:tc>
         <w:tc>
           <w:tcPr>
-            <w:tcW w:type="dxa" w:w="7776"/>
+            <w:tcW w:type="dxa" w:w="7704"/>
             <w:vAlign w:val="center"/>
             <w:tcMar>
               <w:top w:w="105" w:type="dxa"/>
@@ -484,10 +478,9 @@
         </w:tc>
       </w:tr>
       <w:tr>
-        <w:trPr/>
         <w:tc>
           <w:tcPr>
-            <w:tcW w:type="dxa" w:w="2592"/>
+            <w:tcW w:type="dxa" w:w="2664"/>
             <w:vAlign w:val="center"/>
             <w:tcMar>
               <w:top w:w="105" w:type="dxa"/>
@@ -515,7 +508,7 @@
         </w:tc>
         <w:tc>
           <w:tcPr>
-            <w:tcW w:type="dxa" w:w="7776"/>
+            <w:tcW w:type="dxa" w:w="7704"/>
             <w:vAlign w:val="center"/>
             <w:tcMar>
               <w:top w:w="105" w:type="dxa"/>
@@ -543,10 +536,9 @@
         </w:tc>
       </w:tr>
       <w:tr>
-        <w:trPr/>
         <w:tc>
           <w:tcPr>
-            <w:tcW w:type="dxa" w:w="2592"/>
+            <w:tcW w:type="dxa" w:w="2664"/>
             <w:vAlign w:val="center"/>
             <w:tcMar>
               <w:top w:w="105" w:type="dxa"/>
@@ -575,7 +567,7 @@
         </w:tc>
         <w:tc>
           <w:tcPr>
-            <w:tcW w:type="dxa" w:w="7776"/>
+            <w:tcW w:type="dxa" w:w="7704"/>
             <w:vAlign w:val="center"/>
             <w:tcMar>
               <w:top w:w="105" w:type="dxa"/>
@@ -616,7 +608,7 @@
           <w:color w:val="192D55"/>
           <w:sz w:val="25"/>
         </w:rPr>
-        <w:t>第二章　场景整体空间全貌、建筑结构与陈设细节全景详述</w:t>
+        <w:t>第二章　建筑空间格局、子区域拓扑、美术陈设与光影色温全景细描</w:t>
       </w:r>
     </w:p>
     <w:p>
@@ -683,17 +675,17 @@
     </w:p>
     <w:p>
       <w:pPr>
-        <w:spacing w:before="240" w:after="80" w:line="384" w:lineRule="auto"/>
+        <w:spacing w:before="160" w:after="80" w:line="384" w:lineRule="auto"/>
         <w:jc w:val="left"/>
       </w:pPr>
       <w:r>
         <w:rPr>
           <w:rFonts w:ascii="Arial" w:hAnsi="Arial" w:eastAsia="黑体"/>
           <w:b/>
-          <w:color w:val="192D55"/>
-          <w:sz w:val="25"/>
+          <w:color w:val="141414"/>
+          <w:sz w:val="22"/>
         </w:rPr>
-        <w:t>第三章　子空间功能分区、平面拓扑关系与多视角镜头动线全解</w:t>
+        <w:t>（四）子空间分区、标志性道具锚点与摄影机轴线调度总表</w:t>
       </w:r>
     </w:p>
     <w:tbl>
@@ -705,8 +697,9 @@
         <w:tblLook w:firstColumn="1" w:firstRow="1" w:lastColumn="0" w:lastRow="0" w:noHBand="0" w:noVBand="1" w:val="04A0"/>
       </w:tblPr>
       <w:tblGrid>
-        <w:gridCol w:w="5184"/>
-        <w:gridCol w:w="5184"/>
+        <w:gridCol w:w="3456"/>
+        <w:gridCol w:w="3456"/>
+        <w:gridCol w:w="3456"/>
       </w:tblGrid>
       <w:tr>
         <w:trPr>
@@ -715,7 +708,7 @@
         </w:trPr>
         <w:tc>
           <w:tcPr>
-            <w:tcW w:type="dxa" w:w="2664"/>
+            <w:tcW w:type="dxa" w:w="2376"/>
             <w:vAlign w:val="center"/>
             <w:tcMar>
               <w:top w:w="130" w:type="dxa"/>
@@ -738,13 +731,13 @@
                 <w:color w:val="FFFFFF"/>
                 <w:sz w:val="19"/>
               </w:rPr>
-              <w:t>子空间分区与方位坐标</w:t>
+              <w:t>子空间功能分区</w:t>
             </w:r>
           </w:p>
         </w:tc>
         <w:tc>
           <w:tcPr>
-            <w:tcW w:type="dxa" w:w="7704"/>
+            <w:tcW w:type="dxa" w:w="3384"/>
             <w:vAlign w:val="center"/>
             <w:tcMar>
               <w:top w:w="130" w:type="dxa"/>
@@ -767,16 +760,44 @@
                 <w:color w:val="FFFFFF"/>
                 <w:sz w:val="19"/>
               </w:rPr>
-              <w:t>标志性陈设道具、机位轴线与人物进出动线详解</w:t>
+              <w:t>标志性美术陈设与道具锚点</w:t>
+            </w:r>
+          </w:p>
+        </w:tc>
+        <w:tc>
+          <w:tcPr>
+            <w:tcW w:type="dxa" w:w="4608"/>
+            <w:vAlign w:val="center"/>
+            <w:tcMar>
+              <w:top w:w="130" w:type="dxa"/>
+              <w:bottom w:w="130" w:type="dxa"/>
+              <w:left w:w="150" w:type="dxa"/>
+              <w:right w:w="150" w:type="dxa"/>
+            </w:tcMar>
+            <w:shd w:fill="1F3864"/>
+          </w:tcPr>
+          <w:p>
+            <w:pPr>
+              <w:spacing w:before="40" w:after="40" w:line="312" w:lineRule="auto"/>
+              <w:jc w:val="center"/>
+            </w:pPr>
+            <w:r/>
+            <w:r>
+              <w:rPr>
+                <w:rFonts w:ascii="Arial" w:hAnsi="Arial" w:eastAsia="黑体"/>
+                <w:b/>
+                <w:color w:val="FFFFFF"/>
+                <w:sz w:val="19"/>
+              </w:rPr>
+              <w:t>镜头轴线设计与场面调度功能</w:t>
             </w:r>
           </w:p>
         </w:tc>
       </w:tr>
       <w:tr>
-        <w:trPr/>
         <w:tc>
           <w:tcPr>
-            <w:tcW w:type="dxa" w:w="2664"/>
+            <w:tcW w:type="dxa" w:w="2376"/>
             <w:vAlign w:val="center"/>
             <w:tcMar>
               <w:top w:w="105" w:type="dxa"/>
@@ -804,7 +825,7 @@
         </w:tc>
         <w:tc>
           <w:tcPr>
-            <w:tcW w:type="dxa" w:w="7704"/>
+            <w:tcW w:type="dxa" w:w="3384"/>
             <w:vAlign w:val="center"/>
             <w:tcMar>
               <w:top w:w="105" w:type="dxa"/>
@@ -826,21 +847,43 @@
                 <w:color w:val="191919"/>
                 <w:sz w:val="19"/>
               </w:rPr>
-              <w:t>【标志性美术陈设与道具锚点】</w:t>
-              <w:br/>
               <w:t>鲜红色钢结构外挂铁梯、红砖外墙、二楼声控灯、防盗门把手</w:t>
-              <w:br/>
-              <w:br/>
+            </w:r>
+          </w:p>
+        </w:tc>
+        <w:tc>
+          <w:tcPr>
+            <w:tcW w:type="dxa" w:w="4608"/>
+            <w:vAlign w:val="center"/>
+            <w:tcMar>
+              <w:top w:w="105" w:type="dxa"/>
+              <w:bottom w:w="105" w:type="dxa"/>
+              <w:left w:w="145" w:type="dxa"/>
+              <w:right w:w="145" w:type="dxa"/>
+            </w:tcMar>
+          </w:tcPr>
+          <w:p>
+            <w:pPr>
+              <w:spacing w:before="40" w:after="40" w:line="341" w:lineRule="auto"/>
+              <w:jc w:val="left"/>
+            </w:pPr>
+            <w:r/>
+            <w:r>
+              <w:rPr>
+                <w:rFonts w:ascii="Times New Roman" w:hAnsi="Times New Roman" w:eastAsia="宋体"/>
+                <w:b w:val="0"/>
+                <w:color w:val="191919"/>
+                <w:sz w:val="19"/>
+              </w:rPr>
               <w:t>【镜头轴线与动线功能】利用铁梯斜线构图进行高低俯仰对视（赵左右在梯下、徐图图在梯上回头挥手）：承载EP07–08赵了修好声控灯与挂回白毛线帽、EP17赵左右邀徐图图夜闯八中</w:t>
             </w:r>
           </w:p>
         </w:tc>
       </w:tr>
       <w:tr>
-        <w:trPr/>
         <w:tc>
           <w:tcPr>
-            <w:tcW w:type="dxa" w:w="2664"/>
+            <w:tcW w:type="dxa" w:w="2376"/>
             <w:vAlign w:val="center"/>
             <w:tcMar>
               <w:top w:w="105" w:type="dxa"/>
@@ -869,7 +912,7 @@
         </w:tc>
         <w:tc>
           <w:tcPr>
-            <w:tcW w:type="dxa" w:w="7704"/>
+            <w:tcW w:type="dxa" w:w="3384"/>
             <w:vAlign w:val="center"/>
             <w:tcMar>
               <w:top w:w="105" w:type="dxa"/>
@@ -892,21 +935,44 @@
                 <w:color w:val="191919"/>
                 <w:sz w:val="19"/>
               </w:rPr>
-              <w:t>【标志性美术陈设与道具锚点】</w:t>
-              <w:br/>
               <w:t>铁皮烤火炉、母女照片墙、小木餐桌、暖黄吊灯</w:t>
-              <w:br/>
-              <w:br/>
+            </w:r>
+          </w:p>
+        </w:tc>
+        <w:tc>
+          <w:tcPr>
+            <w:tcW w:type="dxa" w:w="4608"/>
+            <w:vAlign w:val="center"/>
+            <w:tcMar>
+              <w:top w:w="105" w:type="dxa"/>
+              <w:bottom w:w="105" w:type="dxa"/>
+              <w:left w:w="145" w:type="dxa"/>
+              <w:right w:w="145" w:type="dxa"/>
+            </w:tcMar>
+            <w:shd w:fill="F7FAFC"/>
+          </w:tcPr>
+          <w:p>
+            <w:pPr>
+              <w:spacing w:before="40" w:after="40" w:line="341" w:lineRule="auto"/>
+              <w:jc w:val="left"/>
+            </w:pPr>
+            <w:r/>
+            <w:r>
+              <w:rPr>
+                <w:rFonts w:ascii="Times New Roman" w:hAnsi="Times New Roman" w:eastAsia="宋体"/>
+                <w:b w:val="0"/>
+                <w:color w:val="191919"/>
+                <w:sz w:val="19"/>
+              </w:rPr>
               <w:t>【镜头轴线与动线功能】3200K暖光近景捕捉人物面部柔和情绪：承载EP05徐图图与王一漫烤红薯破冰成为闺蜜、EP06–07 41岁舒图进屋看母亲留字条与饺子、EP12舒洁母女抵御徐家宝上门抢钱</w:t>
             </w:r>
           </w:p>
         </w:tc>
       </w:tr>
       <w:tr>
-        <w:trPr/>
         <w:tc>
           <w:tcPr>
-            <w:tcW w:type="dxa" w:w="2664"/>
+            <w:tcW w:type="dxa" w:w="2376"/>
             <w:vAlign w:val="center"/>
             <w:tcMar>
               <w:top w:w="105" w:type="dxa"/>
@@ -934,7 +1000,7 @@
         </w:tc>
         <w:tc>
           <w:tcPr>
-            <w:tcW w:type="dxa" w:w="7704"/>
+            <w:tcW w:type="dxa" w:w="3384"/>
             <w:vAlign w:val="center"/>
             <w:tcMar>
               <w:top w:w="105" w:type="dxa"/>
@@ -956,11 +1022,34 @@
                 <w:color w:val="191919"/>
                 <w:sz w:val="19"/>
               </w:rPr>
-              <w:t>【标志性美术陈设与道具锚点】</w:t>
-              <w:br/>
               <w:t>碎花床铺、靠窗小书桌、《梦的解析》、白色蕾丝长裙</w:t>
-              <w:br/>
-              <w:br/>
+            </w:r>
+          </w:p>
+        </w:tc>
+        <w:tc>
+          <w:tcPr>
+            <w:tcW w:type="dxa" w:w="4608"/>
+            <w:vAlign w:val="center"/>
+            <w:tcMar>
+              <w:top w:w="105" w:type="dxa"/>
+              <w:bottom w:w="105" w:type="dxa"/>
+              <w:left w:w="145" w:type="dxa"/>
+              <w:right w:w="145" w:type="dxa"/>
+            </w:tcMar>
+          </w:tcPr>
+          <w:p>
+            <w:pPr>
+              <w:spacing w:before="40" w:after="40" w:line="341" w:lineRule="auto"/>
+              <w:jc w:val="left"/>
+            </w:pPr>
+            <w:r/>
+            <w:r>
+              <w:rPr>
+                <w:rFonts w:ascii="Times New Roman" w:hAnsi="Times New Roman" w:eastAsia="宋体"/>
+                <w:b w:val="0"/>
+                <w:color w:val="191919"/>
+                <w:sz w:val="19"/>
+              </w:rPr>
               <w:t>【镜头轴线与动线功能】承载EP08 41岁舒图将16岁徐图图反锁屋内、EP21徐图图跪在床上替母亲舒洁揉肩谈心（“只要是你的选择，妈怎么都行”），以及EP24高考后赵左右在房内温柔劝徐图图报考长林大学工商管理系</w:t>
             </w:r>
           </w:p>
@@ -979,7 +1068,7 @@
           <w:color w:val="192D55"/>
           <w:sz w:val="25"/>
         </w:rPr>
-        <w:t>第四章　跨时期/三篇章视觉演变、光影色温体系与视听调度深度解析</w:t>
+        <w:t>第三章　空间心理隐喻与三篇章（白昼·黄昏·黑夜）光影叙事演进</w:t>
       </w:r>
     </w:p>
     <w:p>
@@ -1025,7 +1114,7 @@
           <w:color w:val="192D55"/>
           <w:sz w:val="25"/>
         </w:rPr>
-        <w:t>第五章　全剧发生于本场景的核心戏剧事件与名场面完整纪实</w:t>
+        <w:t>第四章　本场景在全剧24集中的核心戏剧事件、场面调度与名场面完整纪实</w:t>
       </w:r>
     </w:p>
     <w:p>
